--- a/New Microsoft Word Document.docx
+++ b/New Microsoft Word Document.docx
@@ -8488,7 +8488,7 @@
       <w:pPr>
         <w:contextualSpacing/>
         <w:rPr>
-          <w:rFonts w:hint="cs"/>
+          <w:cs/>
         </w:rPr>
       </w:pPr>
       <w:r>
@@ -8517,6 +8517,79 @@
           <w:cs/>
         </w:rPr>
         <w:t>ពិនិត្យស្ថានភាពកម្រៃឡើងវិញ]</w:t>
+      </w:r>
+    </w:p>
+    <w:p>
+      <w:pPr>
+        <w:rPr>
+          <w:cs/>
+        </w:rPr>
+      </w:pPr>
+      <w:r>
+        <w:rPr>
+          <w:cs/>
+        </w:rPr>
+        <w:br w:type="page"/>
+      </w:r>
+    </w:p>
+    <w:p>
+      <w:pPr>
+        <w:contextualSpacing/>
+      </w:pPr>
+      <w:r>
+        <w:lastRenderedPageBreak/>
+        <w:t xml:space="preserve">make sure that </w:t>
+      </w:r>
+      <w:r>
+        <w:rPr>
+          <w:cs/>
+        </w:rPr>
+        <w:t xml:space="preserve">គ្រប់របាយការណ៍ក្នុង </w:t>
+      </w:r>
+      <w:r>
+        <w:t xml:space="preserve">this app </w:t>
+      </w:r>
+      <w:r>
+        <w:rPr>
+          <w:cs/>
+        </w:rPr>
+        <w:t xml:space="preserve">កំណត់ទំហំ </w:t>
+      </w:r>
+      <w:r>
+        <w:t xml:space="preserve">font </w:t>
+      </w:r>
+      <w:proofErr w:type="spellStart"/>
+      <w:r>
+        <w:t>khmer</w:t>
+      </w:r>
+      <w:proofErr w:type="spellEnd"/>
+      <w:r>
+        <w:t xml:space="preserve"> </w:t>
+      </w:r>
+      <w:proofErr w:type="spellStart"/>
+      <w:r>
+        <w:t>os</w:t>
+      </w:r>
+      <w:proofErr w:type="spellEnd"/>
+      <w:r>
+        <w:t xml:space="preserve"> </w:t>
+      </w:r>
+      <w:proofErr w:type="spellStart"/>
+      <w:r>
+        <w:t>muol</w:t>
+      </w:r>
+      <w:proofErr w:type="spellEnd"/>
+      <w:r>
+        <w:t xml:space="preserve"> light </w:t>
+      </w:r>
+      <w:r>
+        <w:rPr>
+          <w:cs/>
+        </w:rPr>
+        <w:t xml:space="preserve">យកត្រឹមតែ </w:t>
+      </w:r>
+      <w:r>
+        <w:t>12pt and not bold letters</w:t>
       </w:r>
     </w:p>
     <w:sectPr>
@@ -11837,7 +11910,6 @@
   <w:style w:type="character" w:default="1" w:styleId="DefaultParagraphFont">
     <w:name w:val="Default Paragraph Font"/>
     <w:uiPriority w:val="1"/>
-    <w:semiHidden/>
     <w:unhideWhenUsed/>
   </w:style>
   <w:style w:type="table" w:default="1" w:styleId="TableNormal">

--- a/New Microsoft Word Document.docx
+++ b/New Microsoft Word Document.docx
@@ -2102,7 +2102,11 @@
         <w:t xml:space="preserve"> Database Backup &amp; Snapshot</w:t>
       </w:r>
       <w:r>
-        <w:t> (/tools/database-backup/)</w:t>
+        <w:t> (/tools/database-backup</w:t>
+      </w:r>
+      <w:proofErr w:type="gramStart"/>
+      <w:r>
+        <w:t>/)</w:t>
       </w:r>
       <w:r>
         <w:rPr>
@@ -2110,6 +2114,7 @@
         </w:rPr>
         <w:t>។</w:t>
       </w:r>
+      <w:proofErr w:type="gramEnd"/>
     </w:p>
     <w:p>
       <w:pPr>
@@ -2534,7 +2539,15 @@
           <w:b/>
           <w:bCs/>
         </w:rPr>
-        <w:t>Live Database (.</w:t>
+        <w:t xml:space="preserve">Live Database </w:t>
+      </w:r>
+      <w:proofErr w:type="gramStart"/>
+      <w:r>
+        <w:rPr>
+          <w:b/>
+          <w:bCs/>
+        </w:rPr>
+        <w:t>(.</w:t>
       </w:r>
       <w:proofErr w:type="spellStart"/>
       <w:r>
@@ -2545,6 +2558,7 @@
         <w:t>json</w:t>
       </w:r>
       <w:proofErr w:type="spellEnd"/>
+      <w:proofErr w:type="gramEnd"/>
       <w:r>
         <w:rPr>
           <w:b/>
@@ -3400,7 +3414,19 @@
         <w:t>មកឱ្យអ្នក (ទម្រង់បែបនេះ៖</w:t>
       </w:r>
       <w:r>
-        <w:t> 7123456789:AAFn_xxxxxxxxx_xxxxxxxxxxxx)</w:t>
+        <w:t> </w:t>
+      </w:r>
+      <w:proofErr w:type="gramStart"/>
+      <w:r>
+        <w:t>7123456789:AAFn</w:t>
+      </w:r>
+      <w:proofErr w:type="gramEnd"/>
+      <w:r>
+        <w:t>_xxxxxxxxx_</w:t>
+      </w:r>
+      <w:proofErr w:type="gramStart"/>
+      <w:r>
+        <w:t>xxxxxxxxxxxx)</w:t>
       </w:r>
       <w:r>
         <w:rPr>
@@ -3408,6 +3434,7 @@
         </w:rPr>
         <w:t>។</w:t>
       </w:r>
+      <w:proofErr w:type="gramEnd"/>
       <w:r>
         <w:t> </w:t>
       </w:r>
@@ -3605,12 +3632,14 @@
       <w:r>
         <w:t xml:space="preserve">Upload </w:t>
       </w:r>
+      <w:proofErr w:type="gramStart"/>
       <w:r>
         <w:rPr>
           <w:cs/>
         </w:rPr>
         <w:t>ឯកសារ)។</w:t>
       </w:r>
+      <w:proofErr w:type="gramEnd"/>
     </w:p>
     <w:p>
       <w:pPr>
@@ -5363,8 +5392,17 @@
           <w:b/>
           <w:bCs/>
         </w:rPr>
-        <w:t>User Management)»</w:t>
-      </w:r>
+        <w:t xml:space="preserve">User </w:t>
+      </w:r>
+      <w:proofErr w:type="gramStart"/>
+      <w:r>
+        <w:rPr>
+          <w:b/>
+          <w:bCs/>
+        </w:rPr>
+        <w:t>Management)»</w:t>
+      </w:r>
+      <w:proofErr w:type="gramEnd"/>
       <w:r>
         <w:t> </w:t>
       </w:r>
@@ -5429,7 +5467,15 @@
           <w:b/>
           <w:bCs/>
         </w:rPr>
-        <w:t>Mobile App (Deactivate / Block Account)</w:t>
+        <w:t xml:space="preserve">Mobile App (Deactivate / Block </w:t>
+      </w:r>
+      <w:proofErr w:type="gramStart"/>
+      <w:r>
+        <w:rPr>
+          <w:b/>
+          <w:bCs/>
+        </w:rPr>
+        <w:t>Account)</w:t>
       </w:r>
       <w:r>
         <w:rPr>
@@ -5437,6 +5483,7 @@
         </w:rPr>
         <w:t>៖</w:t>
       </w:r>
+      <w:proofErr w:type="gramEnd"/>
     </w:p>
     <w:p>
       <w:pPr>
@@ -5574,7 +5621,15 @@
           <w:b/>
           <w:bCs/>
         </w:rPr>
-        <w:t>Reset Password)</w:t>
+        <w:t xml:space="preserve">Reset </w:t>
+      </w:r>
+      <w:proofErr w:type="gramStart"/>
+      <w:r>
+        <w:rPr>
+          <w:b/>
+          <w:bCs/>
+        </w:rPr>
+        <w:t>Password)</w:t>
       </w:r>
       <w:r>
         <w:rPr>
@@ -5582,6 +5637,7 @@
         </w:rPr>
         <w:t>៖</w:t>
       </w:r>
+      <w:proofErr w:type="gramEnd"/>
     </w:p>
     <w:p>
       <w:pPr>
@@ -5665,7 +5721,15 @@
           <w:b/>
           <w:bCs/>
         </w:rPr>
-        <w:t>Role Management)</w:t>
+        <w:t xml:space="preserve">Role </w:t>
+      </w:r>
+      <w:proofErr w:type="gramStart"/>
+      <w:r>
+        <w:rPr>
+          <w:b/>
+          <w:bCs/>
+        </w:rPr>
+        <w:t>Management)</w:t>
       </w:r>
       <w:r>
         <w:rPr>
@@ -5673,6 +5737,7 @@
         </w:rPr>
         <w:t>៖</w:t>
       </w:r>
+      <w:proofErr w:type="gramEnd"/>
     </w:p>
     <w:p>
       <w:pPr>
@@ -5807,7 +5872,15 @@
           <w:b/>
           <w:bCs/>
         </w:rPr>
-        <w:t>Create New User)</w:t>
+        <w:t xml:space="preserve">Create New </w:t>
+      </w:r>
+      <w:proofErr w:type="gramStart"/>
+      <w:r>
+        <w:rPr>
+          <w:b/>
+          <w:bCs/>
+        </w:rPr>
+        <w:t>User)</w:t>
       </w:r>
       <w:r>
         <w:rPr>
@@ -5815,6 +5888,7 @@
         </w:rPr>
         <w:t>៖</w:t>
       </w:r>
+      <w:proofErr w:type="gramEnd"/>
     </w:p>
     <w:p>
       <w:pPr>
@@ -5916,7 +5990,15 @@
           <w:b/>
           <w:bCs/>
         </w:rPr>
-        <w:t>Delete User)</w:t>
+        <w:t xml:space="preserve">Delete </w:t>
+      </w:r>
+      <w:proofErr w:type="gramStart"/>
+      <w:r>
+        <w:rPr>
+          <w:b/>
+          <w:bCs/>
+        </w:rPr>
+        <w:t>User)</w:t>
       </w:r>
       <w:r>
         <w:rPr>
@@ -5924,6 +6006,7 @@
         </w:rPr>
         <w:t>៖</w:t>
       </w:r>
+      <w:proofErr w:type="gramEnd"/>
     </w:p>
     <w:p>
       <w:pPr>
@@ -5989,7 +6072,15 @@
           <w:b/>
           <w:bCs/>
         </w:rPr>
-        <w:t>JWT (JSON Web Token)</w:t>
+        <w:t xml:space="preserve">JWT (JSON Web </w:t>
+      </w:r>
+      <w:proofErr w:type="gramStart"/>
+      <w:r>
+        <w:rPr>
+          <w:b/>
+          <w:bCs/>
+        </w:rPr>
+        <w:t>Token)</w:t>
       </w:r>
       <w:r>
         <w:rPr>
@@ -5997,6 +6088,7 @@
         </w:rPr>
         <w:t>។</w:t>
       </w:r>
+      <w:proofErr w:type="gramEnd"/>
     </w:p>
     <w:p>
       <w:pPr>
@@ -6720,13 +6812,28 @@
           <w:b/>
           <w:bCs/>
         </w:rPr>
-        <w:t>Text Messages)</w:t>
-      </w:r>
-      <w:r>
-        <w:rPr>
-          <w:cs/>
-        </w:rPr>
-        <w:t>៖ ផ្ញើសារពិភាក្សា និងផ្ញើសំណើផ្សេងៗ។</w:t>
+        <w:t xml:space="preserve">Text </w:t>
+      </w:r>
+      <w:proofErr w:type="gramStart"/>
+      <w:r>
+        <w:rPr>
+          <w:b/>
+          <w:bCs/>
+        </w:rPr>
+        <w:t>Messages)</w:t>
+      </w:r>
+      <w:r>
+        <w:rPr>
+          <w:cs/>
+        </w:rPr>
+        <w:t>៖</w:t>
+      </w:r>
+      <w:proofErr w:type="gramEnd"/>
+      <w:r>
+        <w:rPr>
+          <w:cs/>
+        </w:rPr>
+        <w:t xml:space="preserve"> ផ្ញើសារពិភាក្សា និងផ្ញើសំណើផ្សេងៗ។</w:t>
       </w:r>
     </w:p>
     <w:p>
@@ -6759,13 +6866,28 @@
           <w:b/>
           <w:bCs/>
         </w:rPr>
-        <w:t>Voice Notes)</w:t>
-      </w:r>
-      <w:r>
-        <w:rPr>
-          <w:cs/>
-        </w:rPr>
-        <w:t xml:space="preserve">៖ អាចសង្កត់ </w:t>
+        <w:t xml:space="preserve">Voice </w:t>
+      </w:r>
+      <w:proofErr w:type="gramStart"/>
+      <w:r>
+        <w:rPr>
+          <w:b/>
+          <w:bCs/>
+        </w:rPr>
+        <w:t>Notes)</w:t>
+      </w:r>
+      <w:r>
+        <w:rPr>
+          <w:cs/>
+        </w:rPr>
+        <w:t>៖</w:t>
+      </w:r>
+      <w:proofErr w:type="gramEnd"/>
+      <w:r>
+        <w:rPr>
+          <w:cs/>
+        </w:rPr>
+        <w:t xml:space="preserve"> អាចសង្កត់ </w:t>
       </w:r>
       <w:r>
         <w:t xml:space="preserve">Record </w:t>
@@ -6826,13 +6948,28 @@
           <w:b/>
           <w:bCs/>
         </w:rPr>
-        <w:t>Real-time Notification &amp; Sound Alert)</w:t>
-      </w:r>
-      <w:r>
-        <w:rPr>
-          <w:cs/>
-        </w:rPr>
-        <w:t xml:space="preserve">៖ មានសំឡេងរោទ៍ </w:t>
+        <w:t xml:space="preserve">Real-time Notification &amp; Sound </w:t>
+      </w:r>
+      <w:proofErr w:type="gramStart"/>
+      <w:r>
+        <w:rPr>
+          <w:b/>
+          <w:bCs/>
+        </w:rPr>
+        <w:t>Alert)</w:t>
+      </w:r>
+      <w:r>
+        <w:rPr>
+          <w:cs/>
+        </w:rPr>
+        <w:t>៖</w:t>
+      </w:r>
+      <w:proofErr w:type="gramEnd"/>
+      <w:r>
+        <w:rPr>
+          <w:cs/>
+        </w:rPr>
+        <w:t xml:space="preserve"> មានសំឡេងរោទ៍ </w:t>
       </w:r>
       <w:r>
         <w:t xml:space="preserve">Ding </w:t>
@@ -6874,13 +7011,28 @@
           <w:b/>
           <w:bCs/>
         </w:rPr>
-        <w:t>Persistent Chat History)</w:t>
-      </w:r>
-      <w:r>
-        <w:rPr>
-          <w:cs/>
-        </w:rPr>
-        <w:t>៖ សារទាំងអស់ត្រូវបានរក្សាទុកក្នុងតារាង</w:t>
+        <w:t xml:space="preserve">Persistent Chat </w:t>
+      </w:r>
+      <w:proofErr w:type="gramStart"/>
+      <w:r>
+        <w:rPr>
+          <w:b/>
+          <w:bCs/>
+        </w:rPr>
+        <w:t>History)</w:t>
+      </w:r>
+      <w:r>
+        <w:rPr>
+          <w:cs/>
+        </w:rPr>
+        <w:t>៖</w:t>
+      </w:r>
+      <w:proofErr w:type="gramEnd"/>
+      <w:r>
+        <w:rPr>
+          <w:cs/>
+        </w:rPr>
+        <w:t xml:space="preserve"> សារទាំងអស់ត្រូវបានរក្សាទុកក្នុងតារាង</w:t>
       </w:r>
       <w:r>
         <w:t> </w:t>
@@ -7074,6 +7226,7 @@
         <w:contextualSpacing/>
       </w:pPr>
       <w:proofErr w:type="spellStart"/>
+      <w:proofErr w:type="gramStart"/>
       <w:r>
         <w:rPr>
           <w:b/>
@@ -7095,6 +7248,7 @@
         </w:rPr>
         <w:t>៖</w:t>
       </w:r>
+      <w:proofErr w:type="gramEnd"/>
     </w:p>
     <w:p>
       <w:pPr>
@@ -7367,6 +7521,7 @@
         <w:contextualSpacing/>
       </w:pPr>
       <w:proofErr w:type="spellStart"/>
+      <w:proofErr w:type="gramStart"/>
       <w:r>
         <w:rPr>
           <w:b/>
@@ -7388,6 +7543,7 @@
         </w:rPr>
         <w:t>៖</w:t>
       </w:r>
+      <w:proofErr w:type="gramEnd"/>
     </w:p>
     <w:p>
       <w:pPr>
@@ -7894,7 +8050,15 @@
           <w:b/>
           <w:bCs/>
         </w:rPr>
-        <w:t>Always Active)</w:t>
+        <w:t xml:space="preserve">Always </w:t>
+      </w:r>
+      <w:proofErr w:type="gramStart"/>
+      <w:r>
+        <w:rPr>
+          <w:b/>
+          <w:bCs/>
+        </w:rPr>
+        <w:t>Active)</w:t>
       </w:r>
       <w:r>
         <w:rPr>
@@ -7902,6 +8066,7 @@
         </w:rPr>
         <w:t>។</w:t>
       </w:r>
+      <w:proofErr w:type="gramEnd"/>
     </w:p>
     <w:p>
       <w:pPr>
@@ -8024,7 +8189,44 @@
         <w:t>លេខវិក្កយបត្រ (</w:t>
       </w:r>
       <w:r>
-        <w:t>Invoice No)</w:t>
+        <w:t xml:space="preserve">Invoice </w:t>
+      </w:r>
+      <w:proofErr w:type="gramStart"/>
+      <w:r>
+        <w:t>No)</w:t>
+      </w:r>
+      <w:r>
+        <w:rPr>
+          <w:cs/>
+        </w:rPr>
+        <w:t>៖</w:t>
+      </w:r>
+      <w:proofErr w:type="gramEnd"/>
+      <w:r>
+        <w:rPr>
+          <w:cs/>
+        </w:rPr>
+        <w:t xml:space="preserve"> </w:t>
+      </w:r>
+      <w:r>
+        <w:t>INV-2026-0002</w:t>
+      </w:r>
+    </w:p>
+    <w:p>
+      <w:pPr>
+        <w:contextualSpacing/>
+      </w:pPr>
+      <w:r>
+        <w:t xml:space="preserve">🗓 </w:t>
+      </w:r>
+      <w:r>
+        <w:rPr>
+          <w:cs/>
+        </w:rPr>
+        <w:t>កាលបរិច្ឆេទ (</w:t>
+      </w:r>
+      <w:r>
+        <w:t>Date)</w:t>
       </w:r>
       <w:r>
         <w:rPr>
@@ -8033,24 +8235,62 @@
         <w:t xml:space="preserve">៖ </w:t>
       </w:r>
       <w:r>
-        <w:t>INV-2026-0002</w:t>
-      </w:r>
-    </w:p>
-    <w:p>
-      <w:pPr>
-        <w:contextualSpacing/>
-      </w:pPr>
-      <w:r>
-        <w:t xml:space="preserve">🗓 </w:t>
-      </w:r>
-      <w:r>
-        <w:rPr>
-          <w:cs/>
-        </w:rPr>
-        <w:t>កាលបរិច្ឆេទ (</w:t>
-      </w:r>
-      <w:r>
-        <w:t>Date)</w:t>
+        <w:t>12/09/2026 09:43</w:t>
+      </w:r>
+    </w:p>
+    <w:p>
+      <w:pPr>
+        <w:contextualSpacing/>
+      </w:pPr>
+      <w:r>
+        <w:rPr>
+          <w:rFonts w:ascii="Segoe UI Emoji" w:hAnsi="Segoe UI Emoji" w:cs="Segoe UI Emoji"/>
+        </w:rPr>
+        <w:t>👤</w:t>
+      </w:r>
+      <w:r>
+        <w:t xml:space="preserve"> </w:t>
+      </w:r>
+      <w:r>
+        <w:rPr>
+          <w:cs/>
+        </w:rPr>
+        <w:t>សិស្ស (</w:t>
+      </w:r>
+      <w:r>
+        <w:t>Student)</w:t>
+      </w:r>
+      <w:r>
+        <w:rPr>
+          <w:cs/>
+        </w:rPr>
+        <w:t>៖ លី ម៉េងហុង (</w:t>
+      </w:r>
+      <w:r>
+        <w:t>2624088)</w:t>
+      </w:r>
+    </w:p>
+    <w:p>
+      <w:pPr>
+        <w:contextualSpacing/>
+      </w:pPr>
+      <w:r>
+        <w:rPr>
+          <w:rFonts w:ascii="Segoe UI Emoji" w:hAnsi="Segoe UI Emoji" w:cs="Segoe UI Emoji"/>
+        </w:rPr>
+        <w:t>🏫</w:t>
+      </w:r>
+      <w:r>
+        <w:t xml:space="preserve"> </w:t>
+      </w:r>
+      <w:r>
+        <w:rPr>
+          <w:cs/>
+        </w:rPr>
+        <w:t>ថ្នាក់រៀន (</w:t>
+      </w:r>
+      <w:r>
+        <w:t>Class)</w:t>
       </w:r>
       <w:r>
         <w:rPr>
@@ -8059,7 +8299,27 @@
         <w:t xml:space="preserve">៖ </w:t>
       </w:r>
       <w:r>
-        <w:t>12/09/2026 09:43</w:t>
+        <w:t xml:space="preserve">7A-Test | </w:t>
+      </w:r>
+      <w:r>
+        <w:rPr>
+          <w:cs/>
+        </w:rPr>
+        <w:t xml:space="preserve">ឆ្នាំសិក្សា៖ </w:t>
+      </w:r>
+      <w:r>
+        <w:t>2026-2027</w:t>
+      </w:r>
+    </w:p>
+    <w:p>
+      <w:pPr>
+        <w:contextualSpacing/>
+      </w:pPr>
+      <w:r>
+        <w:rPr>
+          <w:rFonts w:ascii="MS Mincho" w:eastAsia="MS Mincho" w:hAnsi="MS Mincho" w:cs="MS Mincho" w:hint="eastAsia"/>
+        </w:rPr>
+        <w:t>━━━━━━━━━━━━━━━━━━━━━━━━━━━━</w:t>
       </w:r>
     </w:p>
     <w:p>
@@ -8070,7 +8330,7 @@
         <w:rPr>
           <w:rFonts w:ascii="Segoe UI Emoji" w:hAnsi="Segoe UI Emoji" w:cs="Segoe UI Emoji"/>
         </w:rPr>
-        <w:t>👤</w:t>
+        <w:t>📋</w:t>
       </w:r>
       <w:r>
         <w:t xml:space="preserve"> </w:t>
@@ -8079,30 +8339,44 @@
         <w:rPr>
           <w:cs/>
         </w:rPr>
-        <w:t>សិស្ស (</w:t>
-      </w:r>
-      <w:r>
-        <w:t>Student)</w:t>
-      </w:r>
-      <w:r>
-        <w:rPr>
-          <w:cs/>
-        </w:rPr>
-        <w:t>៖ លី ម៉េងហុង (</w:t>
-      </w:r>
-      <w:r>
-        <w:t>2624088)</w:t>
-      </w:r>
-    </w:p>
-    <w:p>
-      <w:pPr>
-        <w:contextualSpacing/>
-      </w:pPr>
+        <w:t>ព័ត៌មានលម្អិតនៃចំណាយ (</w:t>
+      </w:r>
+      <w:r>
+        <w:t xml:space="preserve">Itemized </w:t>
+      </w:r>
+      <w:proofErr w:type="gramStart"/>
+      <w:r>
+        <w:t>Breakdown)</w:t>
+      </w:r>
+      <w:r>
+        <w:rPr>
+          <w:cs/>
+        </w:rPr>
+        <w:t>៖</w:t>
+      </w:r>
+      <w:proofErr w:type="gramEnd"/>
+    </w:p>
+    <w:p>
+      <w:pPr>
+        <w:contextualSpacing/>
+      </w:pPr>
+      <w:r>
+        <w:t>1️</w:t>
+      </w:r>
+      <w:r>
+        <w:rPr>
+          <w:rFonts w:ascii="Segoe UI" w:hAnsi="Segoe UI" w:cs="Segoe UI"/>
+        </w:rPr>
+        <w:t>⃣</w:t>
+      </w:r>
+      <w:r>
+        <w:t xml:space="preserve"> </w:t>
+      </w:r>
       <w:r>
         <w:rPr>
           <w:rFonts w:ascii="Segoe UI Emoji" w:hAnsi="Segoe UI Emoji" w:cs="Segoe UI Emoji"/>
         </w:rPr>
-        <w:t>🏫</w:t>
+        <w:t>🎓</w:t>
       </w:r>
       <w:r>
         <w:t xml:space="preserve"> </w:t>
@@ -8111,10 +8385,207 @@
         <w:rPr>
           <w:cs/>
         </w:rPr>
-        <w:t>ថ្នាក់រៀន (</w:t>
-      </w:r>
-      <w:r>
-        <w:t>Class)</w:t>
+        <w:t xml:space="preserve">ថ្លៃចុះឈ្មោះចូលរៀនដើមឆ្នាំ៖ </w:t>
+      </w:r>
+      <w:r>
+        <w:t>$25.00 (~102,500</w:t>
+      </w:r>
+      <w:r>
+        <w:rPr>
+          <w:cs/>
+        </w:rPr>
+        <w:t xml:space="preserve"> ៛)</w:t>
+      </w:r>
+    </w:p>
+    <w:p>
+      <w:pPr>
+        <w:contextualSpacing/>
+      </w:pPr>
+      <w:r>
+        <w:t xml:space="preserve">   </w:t>
+      </w:r>
+      <w:r>
+        <w:rPr>
+          <w:rFonts w:ascii="Cambria Math" w:hAnsi="Cambria Math" w:cs="Cambria Math"/>
+        </w:rPr>
+        <w:t>↳</w:t>
+      </w:r>
+      <w:r>
+        <w:t xml:space="preserve"> </w:t>
+      </w:r>
+      <w:r>
+        <w:rPr>
+          <w:rFonts w:ascii="Segoe UI Emoji" w:hAnsi="Segoe UI Emoji" w:cs="Segoe UI Emoji"/>
+        </w:rPr>
+        <w:t>💡</w:t>
+      </w:r>
+      <w:r>
+        <w:t xml:space="preserve"> </w:t>
+      </w:r>
+      <w:r>
+        <w:rPr>
+          <w:cs/>
+        </w:rPr>
+        <w:t xml:space="preserve">ថ្លៃចុះឈ្មោះចូលរៀនដើមឆ្នាំ (សម្រាប់ថ្នាក់ </w:t>
+      </w:r>
+      <w:r>
+        <w:t>7A-</w:t>
+      </w:r>
+      <w:proofErr w:type="gramStart"/>
+      <w:r>
+        <w:t>Test)</w:t>
+      </w:r>
+      <w:r>
+        <w:rPr>
+          <w:cs/>
+        </w:rPr>
+        <w:t>៖</w:t>
+      </w:r>
+      <w:proofErr w:type="gramEnd"/>
+      <w:r>
+        <w:rPr>
+          <w:cs/>
+        </w:rPr>
+        <w:t xml:space="preserve"> សេវាចុះឈ្មោះ សៀវភៅតាមដាន និងកាតសិស្ស</w:t>
+      </w:r>
+    </w:p>
+    <w:p>
+      <w:pPr>
+        <w:contextualSpacing/>
+      </w:pPr>
+      <w:r>
+        <w:t>2️</w:t>
+      </w:r>
+      <w:r>
+        <w:rPr>
+          <w:rFonts w:ascii="Segoe UI" w:hAnsi="Segoe UI" w:cs="Segoe UI"/>
+        </w:rPr>
+        <w:t>⃣</w:t>
+      </w:r>
+      <w:r>
+        <w:t xml:space="preserve"> </w:t>
+      </w:r>
+      <w:r>
+        <w:rPr>
+          <w:rFonts w:ascii="Segoe UI Emoji" w:hAnsi="Segoe UI Emoji" w:cs="Segoe UI Emoji"/>
+        </w:rPr>
+        <w:t>⚡💧</w:t>
+      </w:r>
+      <w:r>
+        <w:t xml:space="preserve"> </w:t>
+      </w:r>
+      <w:r>
+        <w:rPr>
+          <w:cs/>
+        </w:rPr>
+        <w:t>ថ្លៃទឹក-ភ្លើងប្រចាំខែ (</w:t>
+      </w:r>
+      <w:r>
+        <w:t xml:space="preserve">Monthly </w:t>
+      </w:r>
+      <w:proofErr w:type="gramStart"/>
+      <w:r>
+        <w:t>Utilities)</w:t>
+      </w:r>
+      <w:r>
+        <w:rPr>
+          <w:cs/>
+        </w:rPr>
+        <w:t>៖</w:t>
+      </w:r>
+      <w:proofErr w:type="gramEnd"/>
+      <w:r>
+        <w:rPr>
+          <w:cs/>
+        </w:rPr>
+        <w:t xml:space="preserve"> </w:t>
+      </w:r>
+      <w:r>
+        <w:t>40,000</w:t>
+      </w:r>
+      <w:r>
+        <w:rPr>
+          <w:cs/>
+        </w:rPr>
+        <w:t xml:space="preserve"> ៛</w:t>
+      </w:r>
+    </w:p>
+    <w:p>
+      <w:pPr>
+        <w:contextualSpacing/>
+      </w:pPr>
+      <w:r>
+        <w:t xml:space="preserve">   </w:t>
+      </w:r>
+      <w:r>
+        <w:rPr>
+          <w:rFonts w:ascii="Cambria Math" w:hAnsi="Cambria Math" w:cs="Cambria Math"/>
+        </w:rPr>
+        <w:t>↳</w:t>
+      </w:r>
+      <w:r>
+        <w:t xml:space="preserve"> </w:t>
+      </w:r>
+      <w:r>
+        <w:rPr>
+          <w:rFonts w:ascii="Segoe UI Emoji" w:hAnsi="Segoe UI Emoji" w:cs="Segoe UI Emoji"/>
+        </w:rPr>
+        <w:t>💡</w:t>
+      </w:r>
+      <w:r>
+        <w:t xml:space="preserve"> </w:t>
+      </w:r>
+      <w:r>
+        <w:rPr>
+          <w:cs/>
+        </w:rPr>
+        <w:t xml:space="preserve">ថ្លៃសេវាអគ្គិសនី និងទឹកស្អាតបន្ទប់រៀន (ខែ </w:t>
+      </w:r>
+      <w:r>
+        <w:t xml:space="preserve">10, </w:t>
+      </w:r>
+      <w:r>
+        <w:rPr>
+          <w:cs/>
+        </w:rPr>
+        <w:t xml:space="preserve">ខែ </w:t>
+      </w:r>
+      <w:r>
+        <w:t>11)</w:t>
+      </w:r>
+    </w:p>
+    <w:p>
+      <w:pPr>
+        <w:contextualSpacing/>
+      </w:pPr>
+      <w:r>
+        <w:rPr>
+          <w:rFonts w:ascii="MS Mincho" w:eastAsia="MS Mincho" w:hAnsi="MS Mincho" w:cs="MS Mincho" w:hint="eastAsia"/>
+        </w:rPr>
+        <w:t>━━━━━━━━━━━━━━━━━━━━━━━━━━━━</w:t>
+      </w:r>
+    </w:p>
+    <w:p>
+      <w:pPr>
+        <w:contextualSpacing/>
+      </w:pPr>
+      <w:r>
+        <w:rPr>
+          <w:rFonts w:ascii="Segoe UI Emoji" w:hAnsi="Segoe UI Emoji" w:cs="Segoe UI Emoji"/>
+        </w:rPr>
+        <w:t>💳</w:t>
+      </w:r>
+      <w:r>
+        <w:t xml:space="preserve"> </w:t>
+      </w:r>
+      <w:r>
+        <w:rPr>
+          <w:cs/>
+        </w:rPr>
+        <w:t>វិធីសាស្ត្រទូទាត់ (</w:t>
+      </w:r>
+      <w:r>
+        <w:t>Method)</w:t>
       </w:r>
       <w:r>
         <w:rPr>
@@ -8123,16 +8594,108 @@
         <w:t xml:space="preserve">៖ </w:t>
       </w:r>
       <w:r>
-        <w:t xml:space="preserve">7A-Test | </w:t>
-      </w:r>
-      <w:r>
-        <w:rPr>
-          <w:cs/>
-        </w:rPr>
-        <w:t xml:space="preserve">ឆ្នាំសិក្សា៖ </w:t>
-      </w:r>
-      <w:r>
-        <w:t>2026-2027</w:t>
+        <w:t>ABA Bank</w:t>
+      </w:r>
+    </w:p>
+    <w:p>
+      <w:pPr>
+        <w:contextualSpacing/>
+      </w:pPr>
+      <w:r>
+        <w:rPr>
+          <w:rFonts w:ascii="Segoe UI Emoji" w:hAnsi="Segoe UI Emoji" w:cs="Segoe UI Emoji"/>
+        </w:rPr>
+        <w:t>💰</w:t>
+      </w:r>
+      <w:r>
+        <w:t xml:space="preserve"> </w:t>
+      </w:r>
+      <w:r>
+        <w:rPr>
+          <w:cs/>
+        </w:rPr>
+        <w:t>ទឹកប្រាក់សរុបបានទូទាត់ (</w:t>
+      </w:r>
+      <w:r>
+        <w:t xml:space="preserve">Total </w:t>
+      </w:r>
+      <w:proofErr w:type="gramStart"/>
+      <w:r>
+        <w:t>Paid)</w:t>
+      </w:r>
+      <w:r>
+        <w:rPr>
+          <w:cs/>
+        </w:rPr>
+        <w:t>៖</w:t>
+      </w:r>
+      <w:proofErr w:type="gramEnd"/>
+      <w:r>
+        <w:rPr>
+          <w:cs/>
+        </w:rPr>
+        <w:t xml:space="preserve"> </w:t>
+      </w:r>
+      <w:r>
+        <w:t>142,500</w:t>
+      </w:r>
+      <w:r>
+        <w:rPr>
+          <w:cs/>
+        </w:rPr>
+        <w:t xml:space="preserve"> ៛ (ឬ </w:t>
+      </w:r>
+      <w:r>
+        <w:t>$25.00 USD)</w:t>
+      </w:r>
+    </w:p>
+    <w:p>
+      <w:pPr>
+        <w:contextualSpacing/>
+      </w:pPr>
+      <w:r>
+        <w:rPr>
+          <w:rFonts w:ascii="Segoe UI Emoji" w:hAnsi="Segoe UI Emoji" w:cs="Segoe UI Emoji"/>
+        </w:rPr>
+        <w:t>🟢</w:t>
+      </w:r>
+      <w:r>
+        <w:t xml:space="preserve"> </w:t>
+      </w:r>
+      <w:r>
+        <w:rPr>
+          <w:cs/>
+        </w:rPr>
+        <w:t>ស្ថានភាព (</w:t>
+      </w:r>
+      <w:r>
+        <w:t xml:space="preserve">Payment </w:t>
+      </w:r>
+      <w:proofErr w:type="gramStart"/>
+      <w:r>
+        <w:t>Status)</w:t>
+      </w:r>
+      <w:r>
+        <w:rPr>
+          <w:cs/>
+        </w:rPr>
+        <w:t>៖</w:t>
+      </w:r>
+      <w:proofErr w:type="gramEnd"/>
+      <w:r>
+        <w:rPr>
+          <w:cs/>
+        </w:rPr>
+        <w:t xml:space="preserve"> បានទូទាត់ជោគជ័យ (</w:t>
+      </w:r>
+      <w:r>
+        <w:t xml:space="preserve">PAID) </w:t>
+      </w:r>
+      <w:r>
+        <w:rPr>
+          <w:rFonts w:ascii="Segoe UI Emoji" w:hAnsi="Segoe UI Emoji" w:cs="Segoe UI Emoji"/>
+        </w:rPr>
+        <w:t>✅</w:t>
       </w:r>
     </w:p>
     <w:p>
@@ -8149,12 +8712,32 @@
     <w:p>
       <w:pPr>
         <w:contextualSpacing/>
-      </w:pPr>
+        <w:rPr>
+          <w:cs/>
+        </w:rPr>
+      </w:pPr>
+      <w:r>
+        <w:t xml:space="preserve">[🖨 </w:t>
+      </w:r>
+      <w:r>
+        <w:rPr>
+          <w:cs/>
+        </w:rPr>
+        <w:t>មើលវិក្កយបត្រផ្លូវការ (</w:t>
+      </w:r>
+      <w:r>
+        <w:t>Invoice</w:t>
+      </w:r>
+      <w:proofErr w:type="gramStart"/>
+      <w:r>
+        <w:t>)]  [</w:t>
+      </w:r>
+      <w:proofErr w:type="gramEnd"/>
       <w:r>
         <w:rPr>
           <w:rFonts w:ascii="Segoe UI Emoji" w:hAnsi="Segoe UI Emoji" w:cs="Segoe UI Emoji"/>
         </w:rPr>
-        <w:t>📋</w:t>
+        <w:t>🔄</w:t>
       </w:r>
       <w:r>
         <w:t xml:space="preserve"> </w:t>
@@ -8163,359 +8746,6 @@
         <w:rPr>
           <w:cs/>
         </w:rPr>
-        <w:t>ព័ត៌មានលម្អិតនៃចំណាយ (</w:t>
-      </w:r>
-      <w:r>
-        <w:t>Itemized Breakdown)</w:t>
-      </w:r>
-      <w:r>
-        <w:rPr>
-          <w:cs/>
-        </w:rPr>
-        <w:t>៖</w:t>
-      </w:r>
-    </w:p>
-    <w:p>
-      <w:pPr>
-        <w:contextualSpacing/>
-      </w:pPr>
-      <w:r>
-        <w:t>1️</w:t>
-      </w:r>
-      <w:r>
-        <w:rPr>
-          <w:rFonts w:ascii="Segoe UI" w:hAnsi="Segoe UI" w:cs="Segoe UI"/>
-        </w:rPr>
-        <w:t>⃣</w:t>
-      </w:r>
-      <w:r>
-        <w:t xml:space="preserve"> </w:t>
-      </w:r>
-      <w:r>
-        <w:rPr>
-          <w:rFonts w:ascii="Segoe UI Emoji" w:hAnsi="Segoe UI Emoji" w:cs="Segoe UI Emoji"/>
-        </w:rPr>
-        <w:t>🎓</w:t>
-      </w:r>
-      <w:r>
-        <w:t xml:space="preserve"> </w:t>
-      </w:r>
-      <w:r>
-        <w:rPr>
-          <w:cs/>
-        </w:rPr>
-        <w:t xml:space="preserve">ថ្លៃចុះឈ្មោះចូលរៀនដើមឆ្នាំ៖ </w:t>
-      </w:r>
-      <w:r>
-        <w:t>$25.00 (~102,500</w:t>
-      </w:r>
-      <w:r>
-        <w:rPr>
-          <w:cs/>
-        </w:rPr>
-        <w:t xml:space="preserve"> ៛)</w:t>
-      </w:r>
-    </w:p>
-    <w:p>
-      <w:pPr>
-        <w:contextualSpacing/>
-      </w:pPr>
-      <w:r>
-        <w:t xml:space="preserve">   </w:t>
-      </w:r>
-      <w:r>
-        <w:rPr>
-          <w:rFonts w:ascii="Cambria Math" w:hAnsi="Cambria Math" w:cs="Cambria Math"/>
-        </w:rPr>
-        <w:t>↳</w:t>
-      </w:r>
-      <w:r>
-        <w:t xml:space="preserve"> </w:t>
-      </w:r>
-      <w:r>
-        <w:rPr>
-          <w:rFonts w:ascii="Segoe UI Emoji" w:hAnsi="Segoe UI Emoji" w:cs="Segoe UI Emoji"/>
-        </w:rPr>
-        <w:t>💡</w:t>
-      </w:r>
-      <w:r>
-        <w:t xml:space="preserve"> </w:t>
-      </w:r>
-      <w:r>
-        <w:rPr>
-          <w:cs/>
-        </w:rPr>
-        <w:t xml:space="preserve">ថ្លៃចុះឈ្មោះចូលរៀនដើមឆ្នាំ (សម្រាប់ថ្នាក់ </w:t>
-      </w:r>
-      <w:r>
-        <w:t>7A-Test)</w:t>
-      </w:r>
-      <w:r>
-        <w:rPr>
-          <w:cs/>
-        </w:rPr>
-        <w:t>៖ សេវាចុះឈ្មោះ សៀវភៅតាមដាន និងកាតសិស្ស</w:t>
-      </w:r>
-    </w:p>
-    <w:p>
-      <w:pPr>
-        <w:contextualSpacing/>
-      </w:pPr>
-      <w:r>
-        <w:t>2️</w:t>
-      </w:r>
-      <w:r>
-        <w:rPr>
-          <w:rFonts w:ascii="Segoe UI" w:hAnsi="Segoe UI" w:cs="Segoe UI"/>
-        </w:rPr>
-        <w:t>⃣</w:t>
-      </w:r>
-      <w:r>
-        <w:t xml:space="preserve"> </w:t>
-      </w:r>
-      <w:r>
-        <w:rPr>
-          <w:rFonts w:ascii="Segoe UI Emoji" w:hAnsi="Segoe UI Emoji" w:cs="Segoe UI Emoji"/>
-        </w:rPr>
-        <w:t>⚡💧</w:t>
-      </w:r>
-      <w:r>
-        <w:t xml:space="preserve"> </w:t>
-      </w:r>
-      <w:r>
-        <w:rPr>
-          <w:cs/>
-        </w:rPr>
-        <w:t>ថ្លៃទឹក-ភ្លើងប្រចាំខែ (</w:t>
-      </w:r>
-      <w:r>
-        <w:t>Monthly Utilities)</w:t>
-      </w:r>
-      <w:r>
-        <w:rPr>
-          <w:cs/>
-        </w:rPr>
-        <w:t xml:space="preserve">៖ </w:t>
-      </w:r>
-      <w:r>
-        <w:t>40,000</w:t>
-      </w:r>
-      <w:r>
-        <w:rPr>
-          <w:cs/>
-        </w:rPr>
-        <w:t xml:space="preserve"> ៛</w:t>
-      </w:r>
-    </w:p>
-    <w:p>
-      <w:pPr>
-        <w:contextualSpacing/>
-      </w:pPr>
-      <w:r>
-        <w:t xml:space="preserve">   </w:t>
-      </w:r>
-      <w:r>
-        <w:rPr>
-          <w:rFonts w:ascii="Cambria Math" w:hAnsi="Cambria Math" w:cs="Cambria Math"/>
-        </w:rPr>
-        <w:t>↳</w:t>
-      </w:r>
-      <w:r>
-        <w:t xml:space="preserve"> </w:t>
-      </w:r>
-      <w:r>
-        <w:rPr>
-          <w:rFonts w:ascii="Segoe UI Emoji" w:hAnsi="Segoe UI Emoji" w:cs="Segoe UI Emoji"/>
-        </w:rPr>
-        <w:t>💡</w:t>
-      </w:r>
-      <w:r>
-        <w:t xml:space="preserve"> </w:t>
-      </w:r>
-      <w:r>
-        <w:rPr>
-          <w:cs/>
-        </w:rPr>
-        <w:t xml:space="preserve">ថ្លៃសេវាអគ្គិសនី និងទឹកស្អាតបន្ទប់រៀន (ខែ </w:t>
-      </w:r>
-      <w:r>
-        <w:t xml:space="preserve">10, </w:t>
-      </w:r>
-      <w:r>
-        <w:rPr>
-          <w:cs/>
-        </w:rPr>
-        <w:t xml:space="preserve">ខែ </w:t>
-      </w:r>
-      <w:r>
-        <w:t>11)</w:t>
-      </w:r>
-    </w:p>
-    <w:p>
-      <w:pPr>
-        <w:contextualSpacing/>
-      </w:pPr>
-      <w:r>
-        <w:rPr>
-          <w:rFonts w:ascii="MS Mincho" w:eastAsia="MS Mincho" w:hAnsi="MS Mincho" w:cs="MS Mincho" w:hint="eastAsia"/>
-        </w:rPr>
-        <w:t>━━━━━━━━━━━━━━━━━━━━━━━━━━━━</w:t>
-      </w:r>
-    </w:p>
-    <w:p>
-      <w:pPr>
-        <w:contextualSpacing/>
-      </w:pPr>
-      <w:r>
-        <w:rPr>
-          <w:rFonts w:ascii="Segoe UI Emoji" w:hAnsi="Segoe UI Emoji" w:cs="Segoe UI Emoji"/>
-        </w:rPr>
-        <w:t>💳</w:t>
-      </w:r>
-      <w:r>
-        <w:t xml:space="preserve"> </w:t>
-      </w:r>
-      <w:r>
-        <w:rPr>
-          <w:cs/>
-        </w:rPr>
-        <w:t>វិធីសាស្ត្រទូទាត់ (</w:t>
-      </w:r>
-      <w:r>
-        <w:t>Method)</w:t>
-      </w:r>
-      <w:r>
-        <w:rPr>
-          <w:cs/>
-        </w:rPr>
-        <w:t xml:space="preserve">៖ </w:t>
-      </w:r>
-      <w:r>
-        <w:t>ABA Bank</w:t>
-      </w:r>
-    </w:p>
-    <w:p>
-      <w:pPr>
-        <w:contextualSpacing/>
-      </w:pPr>
-      <w:r>
-        <w:rPr>
-          <w:rFonts w:ascii="Segoe UI Emoji" w:hAnsi="Segoe UI Emoji" w:cs="Segoe UI Emoji"/>
-        </w:rPr>
-        <w:t>💰</w:t>
-      </w:r>
-      <w:r>
-        <w:t xml:space="preserve"> </w:t>
-      </w:r>
-      <w:r>
-        <w:rPr>
-          <w:cs/>
-        </w:rPr>
-        <w:t>ទឹកប្រាក់សរុបបានទូទាត់ (</w:t>
-      </w:r>
-      <w:r>
-        <w:t>Total Paid)</w:t>
-      </w:r>
-      <w:r>
-        <w:rPr>
-          <w:cs/>
-        </w:rPr>
-        <w:t xml:space="preserve">៖ </w:t>
-      </w:r>
-      <w:r>
-        <w:t>142,500</w:t>
-      </w:r>
-      <w:r>
-        <w:rPr>
-          <w:cs/>
-        </w:rPr>
-        <w:t xml:space="preserve"> ៛ (ឬ </w:t>
-      </w:r>
-      <w:r>
-        <w:t>$25.00 USD)</w:t>
-      </w:r>
-    </w:p>
-    <w:p>
-      <w:pPr>
-        <w:contextualSpacing/>
-      </w:pPr>
-      <w:r>
-        <w:rPr>
-          <w:rFonts w:ascii="Segoe UI Emoji" w:hAnsi="Segoe UI Emoji" w:cs="Segoe UI Emoji"/>
-        </w:rPr>
-        <w:t>🟢</w:t>
-      </w:r>
-      <w:r>
-        <w:t xml:space="preserve"> </w:t>
-      </w:r>
-      <w:r>
-        <w:rPr>
-          <w:cs/>
-        </w:rPr>
-        <w:t>ស្ថានភាព (</w:t>
-      </w:r>
-      <w:r>
-        <w:t>Payment Status)</w:t>
-      </w:r>
-      <w:r>
-        <w:rPr>
-          <w:cs/>
-        </w:rPr>
-        <w:t>៖ បានទូទាត់ជោគជ័យ (</w:t>
-      </w:r>
-      <w:r>
-        <w:t xml:space="preserve">PAID) </w:t>
-      </w:r>
-      <w:r>
-        <w:rPr>
-          <w:rFonts w:ascii="Segoe UI Emoji" w:hAnsi="Segoe UI Emoji" w:cs="Segoe UI Emoji"/>
-        </w:rPr>
-        <w:t>✅</w:t>
-      </w:r>
-    </w:p>
-    <w:p>
-      <w:pPr>
-        <w:contextualSpacing/>
-      </w:pPr>
-      <w:r>
-        <w:rPr>
-          <w:rFonts w:ascii="MS Mincho" w:eastAsia="MS Mincho" w:hAnsi="MS Mincho" w:cs="MS Mincho" w:hint="eastAsia"/>
-        </w:rPr>
-        <w:t>━━━━━━━━━━━━━━━━━━━━━━━━━━━━</w:t>
-      </w:r>
-    </w:p>
-    <w:p>
-      <w:pPr>
-        <w:contextualSpacing/>
-        <w:rPr>
-          <w:cs/>
-        </w:rPr>
-      </w:pPr>
-      <w:r>
-        <w:t xml:space="preserve">[🖨 </w:t>
-      </w:r>
-      <w:r>
-        <w:rPr>
-          <w:cs/>
-        </w:rPr>
-        <w:t>មើលវិក្កយបត្រផ្លូវការ (</w:t>
-      </w:r>
-      <w:r>
-        <w:t>Invoice)]  [</w:t>
-      </w:r>
-      <w:r>
-        <w:rPr>
-          <w:rFonts w:ascii="Segoe UI Emoji" w:hAnsi="Segoe UI Emoji" w:cs="Segoe UI Emoji"/>
-        </w:rPr>
-        <w:t>🔄</w:t>
-      </w:r>
-      <w:r>
-        <w:t xml:space="preserve"> </w:t>
-      </w:r>
-      <w:r>
-        <w:rPr>
-          <w:cs/>
-        </w:rPr>
         <w:t>ពិនិត្យស្ថានភាពកម្រៃឡើងវិញ]</w:t>
       </w:r>
     </w:p>
@@ -8530,66 +8760,6 @@
           <w:cs/>
         </w:rPr>
         <w:br w:type="page"/>
-      </w:r>
-    </w:p>
-    <w:p>
-      <w:pPr>
-        <w:contextualSpacing/>
-      </w:pPr>
-      <w:r>
-        <w:lastRenderedPageBreak/>
-        <w:t xml:space="preserve">make sure that </w:t>
-      </w:r>
-      <w:r>
-        <w:rPr>
-          <w:cs/>
-        </w:rPr>
-        <w:t xml:space="preserve">គ្រប់របាយការណ៍ក្នុង </w:t>
-      </w:r>
-      <w:r>
-        <w:t xml:space="preserve">this app </w:t>
-      </w:r>
-      <w:r>
-        <w:rPr>
-          <w:cs/>
-        </w:rPr>
-        <w:t xml:space="preserve">កំណត់ទំហំ </w:t>
-      </w:r>
-      <w:r>
-        <w:t xml:space="preserve">font </w:t>
-      </w:r>
-      <w:proofErr w:type="spellStart"/>
-      <w:r>
-        <w:t>khmer</w:t>
-      </w:r>
-      <w:proofErr w:type="spellEnd"/>
-      <w:r>
-        <w:t xml:space="preserve"> </w:t>
-      </w:r>
-      <w:proofErr w:type="spellStart"/>
-      <w:r>
-        <w:t>os</w:t>
-      </w:r>
-      <w:proofErr w:type="spellEnd"/>
-      <w:r>
-        <w:t xml:space="preserve"> </w:t>
-      </w:r>
-      <w:proofErr w:type="spellStart"/>
-      <w:r>
-        <w:t>muol</w:t>
-      </w:r>
-      <w:proofErr w:type="spellEnd"/>
-      <w:r>
-        <w:t xml:space="preserve"> light </w:t>
-      </w:r>
-      <w:r>
-        <w:rPr>
-          <w:cs/>
-        </w:rPr>
-        <w:t xml:space="preserve">យកត្រឹមតែ </w:t>
-      </w:r>
-      <w:r>
-        <w:t>12pt and not bold letters</w:t>
       </w:r>
     </w:p>
     <w:sectPr>
@@ -11910,6 +12080,7 @@
   <w:style w:type="character" w:default="1" w:styleId="DefaultParagraphFont">
     <w:name w:val="Default Paragraph Font"/>
     <w:uiPriority w:val="1"/>
+    <w:semiHidden/>
     <w:unhideWhenUsed/>
   </w:style>
   <w:style w:type="table" w:default="1" w:styleId="TableNormal">

--- a/New Microsoft Word Document.docx
+++ b/New Microsoft Word Document.docx
@@ -2102,11 +2102,7 @@
         <w:t xml:space="preserve"> Database Backup &amp; Snapshot</w:t>
       </w:r>
       <w:r>
-        <w:t> (/tools/database-backup</w:t>
-      </w:r>
-      <w:proofErr w:type="gramStart"/>
-      <w:r>
-        <w:t>/)</w:t>
+        <w:t> (/tools/database-backup/)</w:t>
       </w:r>
       <w:r>
         <w:rPr>
@@ -2114,7 +2110,6 @@
         </w:rPr>
         <w:t>។</w:t>
       </w:r>
-      <w:proofErr w:type="gramEnd"/>
     </w:p>
     <w:p>
       <w:pPr>
@@ -2539,15 +2534,7 @@
           <w:b/>
           <w:bCs/>
         </w:rPr>
-        <w:t xml:space="preserve">Live Database </w:t>
-      </w:r>
-      <w:proofErr w:type="gramStart"/>
-      <w:r>
-        <w:rPr>
-          <w:b/>
-          <w:bCs/>
-        </w:rPr>
-        <w:t>(.</w:t>
+        <w:t>Live Database (.</w:t>
       </w:r>
       <w:proofErr w:type="spellStart"/>
       <w:r>
@@ -2558,7 +2545,6 @@
         <w:t>json</w:t>
       </w:r>
       <w:proofErr w:type="spellEnd"/>
-      <w:proofErr w:type="gramEnd"/>
       <w:r>
         <w:rPr>
           <w:b/>
@@ -3414,19 +3400,7 @@
         <w:t>មកឱ្យអ្នក (ទម្រង់បែបនេះ៖</w:t>
       </w:r>
       <w:r>
-        <w:t> </w:t>
-      </w:r>
-      <w:proofErr w:type="gramStart"/>
-      <w:r>
-        <w:t>7123456789:AAFn</w:t>
-      </w:r>
-      <w:proofErr w:type="gramEnd"/>
-      <w:r>
-        <w:t>_xxxxxxxxx_</w:t>
-      </w:r>
-      <w:proofErr w:type="gramStart"/>
-      <w:r>
-        <w:t>xxxxxxxxxxxx)</w:t>
+        <w:t> 7123456789:AAFn_xxxxxxxxx_xxxxxxxxxxxx)</w:t>
       </w:r>
       <w:r>
         <w:rPr>
@@ -3434,7 +3408,6 @@
         </w:rPr>
         <w:t>។</w:t>
       </w:r>
-      <w:proofErr w:type="gramEnd"/>
       <w:r>
         <w:t> </w:t>
       </w:r>
@@ -3632,14 +3605,12 @@
       <w:r>
         <w:t xml:space="preserve">Upload </w:t>
       </w:r>
-      <w:proofErr w:type="gramStart"/>
       <w:r>
         <w:rPr>
           <w:cs/>
         </w:rPr>
         <w:t>ឯកសារ)។</w:t>
       </w:r>
-      <w:proofErr w:type="gramEnd"/>
     </w:p>
     <w:p>
       <w:pPr>
@@ -5392,17 +5363,8 @@
           <w:b/>
           <w:bCs/>
         </w:rPr>
-        <w:t xml:space="preserve">User </w:t>
-      </w:r>
-      <w:proofErr w:type="gramStart"/>
-      <w:r>
-        <w:rPr>
-          <w:b/>
-          <w:bCs/>
-        </w:rPr>
-        <w:t>Management)»</w:t>
-      </w:r>
-      <w:proofErr w:type="gramEnd"/>
+        <w:t>User Management)»</w:t>
+      </w:r>
       <w:r>
         <w:t> </w:t>
       </w:r>
@@ -5467,15 +5429,7 @@
           <w:b/>
           <w:bCs/>
         </w:rPr>
-        <w:t xml:space="preserve">Mobile App (Deactivate / Block </w:t>
-      </w:r>
-      <w:proofErr w:type="gramStart"/>
-      <w:r>
-        <w:rPr>
-          <w:b/>
-          <w:bCs/>
-        </w:rPr>
-        <w:t>Account)</w:t>
+        <w:t>Mobile App (Deactivate / Block Account)</w:t>
       </w:r>
       <w:r>
         <w:rPr>
@@ -5483,7 +5437,6 @@
         </w:rPr>
         <w:t>៖</w:t>
       </w:r>
-      <w:proofErr w:type="gramEnd"/>
     </w:p>
     <w:p>
       <w:pPr>
@@ -5621,15 +5574,7 @@
           <w:b/>
           <w:bCs/>
         </w:rPr>
-        <w:t xml:space="preserve">Reset </w:t>
-      </w:r>
-      <w:proofErr w:type="gramStart"/>
-      <w:r>
-        <w:rPr>
-          <w:b/>
-          <w:bCs/>
-        </w:rPr>
-        <w:t>Password)</w:t>
+        <w:t>Reset Password)</w:t>
       </w:r>
       <w:r>
         <w:rPr>
@@ -5637,7 +5582,6 @@
         </w:rPr>
         <w:t>៖</w:t>
       </w:r>
-      <w:proofErr w:type="gramEnd"/>
     </w:p>
     <w:p>
       <w:pPr>
@@ -5721,15 +5665,7 @@
           <w:b/>
           <w:bCs/>
         </w:rPr>
-        <w:t xml:space="preserve">Role </w:t>
-      </w:r>
-      <w:proofErr w:type="gramStart"/>
-      <w:r>
-        <w:rPr>
-          <w:b/>
-          <w:bCs/>
-        </w:rPr>
-        <w:t>Management)</w:t>
+        <w:t>Role Management)</w:t>
       </w:r>
       <w:r>
         <w:rPr>
@@ -5737,7 +5673,6 @@
         </w:rPr>
         <w:t>៖</w:t>
       </w:r>
-      <w:proofErr w:type="gramEnd"/>
     </w:p>
     <w:p>
       <w:pPr>
@@ -5872,15 +5807,7 @@
           <w:b/>
           <w:bCs/>
         </w:rPr>
-        <w:t xml:space="preserve">Create New </w:t>
-      </w:r>
-      <w:proofErr w:type="gramStart"/>
-      <w:r>
-        <w:rPr>
-          <w:b/>
-          <w:bCs/>
-        </w:rPr>
-        <w:t>User)</w:t>
+        <w:t>Create New User)</w:t>
       </w:r>
       <w:r>
         <w:rPr>
@@ -5888,7 +5815,6 @@
         </w:rPr>
         <w:t>៖</w:t>
       </w:r>
-      <w:proofErr w:type="gramEnd"/>
     </w:p>
     <w:p>
       <w:pPr>
@@ -5990,15 +5916,7 @@
           <w:b/>
           <w:bCs/>
         </w:rPr>
-        <w:t xml:space="preserve">Delete </w:t>
-      </w:r>
-      <w:proofErr w:type="gramStart"/>
-      <w:r>
-        <w:rPr>
-          <w:b/>
-          <w:bCs/>
-        </w:rPr>
-        <w:t>User)</w:t>
+        <w:t>Delete User)</w:t>
       </w:r>
       <w:r>
         <w:rPr>
@@ -6006,7 +5924,6 @@
         </w:rPr>
         <w:t>៖</w:t>
       </w:r>
-      <w:proofErr w:type="gramEnd"/>
     </w:p>
     <w:p>
       <w:pPr>
@@ -6072,15 +5989,7 @@
           <w:b/>
           <w:bCs/>
         </w:rPr>
-        <w:t xml:space="preserve">JWT (JSON Web </w:t>
-      </w:r>
-      <w:proofErr w:type="gramStart"/>
-      <w:r>
-        <w:rPr>
-          <w:b/>
-          <w:bCs/>
-        </w:rPr>
-        <w:t>Token)</w:t>
+        <w:t>JWT (JSON Web Token)</w:t>
       </w:r>
       <w:r>
         <w:rPr>
@@ -6088,7 +5997,6 @@
         </w:rPr>
         <w:t>។</w:t>
       </w:r>
-      <w:proofErr w:type="gramEnd"/>
     </w:p>
     <w:p>
       <w:pPr>
@@ -6812,28 +6720,13 @@
           <w:b/>
           <w:bCs/>
         </w:rPr>
-        <w:t xml:space="preserve">Text </w:t>
-      </w:r>
-      <w:proofErr w:type="gramStart"/>
-      <w:r>
-        <w:rPr>
-          <w:b/>
-          <w:bCs/>
-        </w:rPr>
-        <w:t>Messages)</w:t>
-      </w:r>
-      <w:r>
-        <w:rPr>
-          <w:cs/>
-        </w:rPr>
-        <w:t>៖</w:t>
-      </w:r>
-      <w:proofErr w:type="gramEnd"/>
-      <w:r>
-        <w:rPr>
-          <w:cs/>
-        </w:rPr>
-        <w:t xml:space="preserve"> ផ្ញើសារពិភាក្សា និងផ្ញើសំណើផ្សេងៗ។</w:t>
+        <w:t>Text Messages)</w:t>
+      </w:r>
+      <w:r>
+        <w:rPr>
+          <w:cs/>
+        </w:rPr>
+        <w:t>៖ ផ្ញើសារពិភាក្សា និងផ្ញើសំណើផ្សេងៗ។</w:t>
       </w:r>
     </w:p>
     <w:p>
@@ -6866,28 +6759,13 @@
           <w:b/>
           <w:bCs/>
         </w:rPr>
-        <w:t xml:space="preserve">Voice </w:t>
-      </w:r>
-      <w:proofErr w:type="gramStart"/>
-      <w:r>
-        <w:rPr>
-          <w:b/>
-          <w:bCs/>
-        </w:rPr>
-        <w:t>Notes)</w:t>
-      </w:r>
-      <w:r>
-        <w:rPr>
-          <w:cs/>
-        </w:rPr>
-        <w:t>៖</w:t>
-      </w:r>
-      <w:proofErr w:type="gramEnd"/>
-      <w:r>
-        <w:rPr>
-          <w:cs/>
-        </w:rPr>
-        <w:t xml:space="preserve"> អាចសង្កត់ </w:t>
+        <w:t>Voice Notes)</w:t>
+      </w:r>
+      <w:r>
+        <w:rPr>
+          <w:cs/>
+        </w:rPr>
+        <w:t xml:space="preserve">៖ អាចសង្កត់ </w:t>
       </w:r>
       <w:r>
         <w:t xml:space="preserve">Record </w:t>
@@ -6948,28 +6826,13 @@
           <w:b/>
           <w:bCs/>
         </w:rPr>
-        <w:t xml:space="preserve">Real-time Notification &amp; Sound </w:t>
-      </w:r>
-      <w:proofErr w:type="gramStart"/>
-      <w:r>
-        <w:rPr>
-          <w:b/>
-          <w:bCs/>
-        </w:rPr>
-        <w:t>Alert)</w:t>
-      </w:r>
-      <w:r>
-        <w:rPr>
-          <w:cs/>
-        </w:rPr>
-        <w:t>៖</w:t>
-      </w:r>
-      <w:proofErr w:type="gramEnd"/>
-      <w:r>
-        <w:rPr>
-          <w:cs/>
-        </w:rPr>
-        <w:t xml:space="preserve"> មានសំឡេងរោទ៍ </w:t>
+        <w:t>Real-time Notification &amp; Sound Alert)</w:t>
+      </w:r>
+      <w:r>
+        <w:rPr>
+          <w:cs/>
+        </w:rPr>
+        <w:t xml:space="preserve">៖ មានសំឡេងរោទ៍ </w:t>
       </w:r>
       <w:r>
         <w:t xml:space="preserve">Ding </w:t>
@@ -7011,28 +6874,13 @@
           <w:b/>
           <w:bCs/>
         </w:rPr>
-        <w:t xml:space="preserve">Persistent Chat </w:t>
-      </w:r>
-      <w:proofErr w:type="gramStart"/>
-      <w:r>
-        <w:rPr>
-          <w:b/>
-          <w:bCs/>
-        </w:rPr>
-        <w:t>History)</w:t>
-      </w:r>
-      <w:r>
-        <w:rPr>
-          <w:cs/>
-        </w:rPr>
-        <w:t>៖</w:t>
-      </w:r>
-      <w:proofErr w:type="gramEnd"/>
-      <w:r>
-        <w:rPr>
-          <w:cs/>
-        </w:rPr>
-        <w:t xml:space="preserve"> សារទាំងអស់ត្រូវបានរក្សាទុកក្នុងតារាង</w:t>
+        <w:t>Persistent Chat History)</w:t>
+      </w:r>
+      <w:r>
+        <w:rPr>
+          <w:cs/>
+        </w:rPr>
+        <w:t>៖ សារទាំងអស់ត្រូវបានរក្សាទុកក្នុងតារាង</w:t>
       </w:r>
       <w:r>
         <w:t> </w:t>
@@ -7226,7 +7074,6 @@
         <w:contextualSpacing/>
       </w:pPr>
       <w:proofErr w:type="spellStart"/>
-      <w:proofErr w:type="gramStart"/>
       <w:r>
         <w:rPr>
           <w:b/>
@@ -7248,7 +7095,6 @@
         </w:rPr>
         <w:t>៖</w:t>
       </w:r>
-      <w:proofErr w:type="gramEnd"/>
     </w:p>
     <w:p>
       <w:pPr>
@@ -7521,7 +7367,6 @@
         <w:contextualSpacing/>
       </w:pPr>
       <w:proofErr w:type="spellStart"/>
-      <w:proofErr w:type="gramStart"/>
       <w:r>
         <w:rPr>
           <w:b/>
@@ -7543,7 +7388,6 @@
         </w:rPr>
         <w:t>៖</w:t>
       </w:r>
-      <w:proofErr w:type="gramEnd"/>
     </w:p>
     <w:p>
       <w:pPr>
@@ -8050,15 +7894,7 @@
           <w:b/>
           <w:bCs/>
         </w:rPr>
-        <w:t xml:space="preserve">Always </w:t>
-      </w:r>
-      <w:proofErr w:type="gramStart"/>
-      <w:r>
-        <w:rPr>
-          <w:b/>
-          <w:bCs/>
-        </w:rPr>
-        <w:t>Active)</w:t>
+        <w:t>Always Active)</w:t>
       </w:r>
       <w:r>
         <w:rPr>
@@ -8066,7 +7902,6 @@
         </w:rPr>
         <w:t>។</w:t>
       </w:r>
-      <w:proofErr w:type="gramEnd"/>
     </w:p>
     <w:p>
       <w:pPr>
@@ -8189,11 +8024,149 @@
         <w:t>លេខវិក្កយបត្រ (</w:t>
       </w:r>
       <w:r>
-        <w:t xml:space="preserve">Invoice </w:t>
-      </w:r>
-      <w:proofErr w:type="gramStart"/>
-      <w:r>
-        <w:t>No)</w:t>
+        <w:t>Invoice No)</w:t>
+      </w:r>
+      <w:r>
+        <w:rPr>
+          <w:cs/>
+        </w:rPr>
+        <w:t xml:space="preserve">៖ </w:t>
+      </w:r>
+      <w:r>
+        <w:t>INV-2026-0002</w:t>
+      </w:r>
+    </w:p>
+    <w:p>
+      <w:pPr>
+        <w:contextualSpacing/>
+      </w:pPr>
+      <w:r>
+        <w:t xml:space="preserve">🗓 </w:t>
+      </w:r>
+      <w:r>
+        <w:rPr>
+          <w:cs/>
+        </w:rPr>
+        <w:t>កាលបរិច្ឆេទ (</w:t>
+      </w:r>
+      <w:r>
+        <w:t>Date)</w:t>
+      </w:r>
+      <w:r>
+        <w:rPr>
+          <w:cs/>
+        </w:rPr>
+        <w:t xml:space="preserve">៖ </w:t>
+      </w:r>
+      <w:r>
+        <w:t>12/09/2026 09:43</w:t>
+      </w:r>
+    </w:p>
+    <w:p>
+      <w:pPr>
+        <w:contextualSpacing/>
+      </w:pPr>
+      <w:r>
+        <w:rPr>
+          <w:rFonts w:ascii="Segoe UI Emoji" w:hAnsi="Segoe UI Emoji" w:cs="Segoe UI Emoji"/>
+        </w:rPr>
+        <w:t>👤</w:t>
+      </w:r>
+      <w:r>
+        <w:t xml:space="preserve"> </w:t>
+      </w:r>
+      <w:r>
+        <w:rPr>
+          <w:cs/>
+        </w:rPr>
+        <w:t>សិស្ស (</w:t>
+      </w:r>
+      <w:r>
+        <w:t>Student)</w:t>
+      </w:r>
+      <w:r>
+        <w:rPr>
+          <w:cs/>
+        </w:rPr>
+        <w:t>៖ លី ម៉េងហុង (</w:t>
+      </w:r>
+      <w:r>
+        <w:t>2624088)</w:t>
+      </w:r>
+    </w:p>
+    <w:p>
+      <w:pPr>
+        <w:contextualSpacing/>
+      </w:pPr>
+      <w:r>
+        <w:rPr>
+          <w:rFonts w:ascii="Segoe UI Emoji" w:hAnsi="Segoe UI Emoji" w:cs="Segoe UI Emoji"/>
+        </w:rPr>
+        <w:t>🏫</w:t>
+      </w:r>
+      <w:r>
+        <w:t xml:space="preserve"> </w:t>
+      </w:r>
+      <w:r>
+        <w:rPr>
+          <w:cs/>
+        </w:rPr>
+        <w:t>ថ្នាក់រៀន (</w:t>
+      </w:r>
+      <w:r>
+        <w:t>Class)</w:t>
+      </w:r>
+      <w:r>
+        <w:rPr>
+          <w:cs/>
+        </w:rPr>
+        <w:t xml:space="preserve">៖ </w:t>
+      </w:r>
+      <w:r>
+        <w:t xml:space="preserve">7A-Test | </w:t>
+      </w:r>
+      <w:r>
+        <w:rPr>
+          <w:cs/>
+        </w:rPr>
+        <w:t xml:space="preserve">ឆ្នាំសិក្សា៖ </w:t>
+      </w:r>
+      <w:r>
+        <w:t>2026-2027</w:t>
+      </w:r>
+    </w:p>
+    <w:p>
+      <w:pPr>
+        <w:contextualSpacing/>
+      </w:pPr>
+      <w:r>
+        <w:rPr>
+          <w:rFonts w:ascii="MS Mincho" w:eastAsia="MS Mincho" w:hAnsi="MS Mincho" w:cs="MS Mincho" w:hint="eastAsia"/>
+        </w:rPr>
+        <w:t>━━━━━━━━━━━━━━━━━━━━━━━━━━━━</w:t>
+      </w:r>
+    </w:p>
+    <w:p>
+      <w:pPr>
+        <w:contextualSpacing/>
+      </w:pPr>
+      <w:r>
+        <w:rPr>
+          <w:rFonts w:ascii="Segoe UI Emoji" w:hAnsi="Segoe UI Emoji" w:cs="Segoe UI Emoji"/>
+        </w:rPr>
+        <w:t>📋</w:t>
+      </w:r>
+      <w:r>
+        <w:t xml:space="preserve"> </w:t>
+      </w:r>
+      <w:r>
+        <w:rPr>
+          <w:cs/>
+        </w:rPr>
+        <w:t>ព័ត៌មានលម្អិតនៃចំណាយ (</w:t>
+      </w:r>
+      <w:r>
+        <w:t>Itemized Breakdown)</w:t>
       </w:r>
       <w:r>
         <w:rPr>
@@ -8201,32 +8174,122 @@
         </w:rPr>
         <w:t>៖</w:t>
       </w:r>
-      <w:proofErr w:type="gramEnd"/>
-      <w:r>
-        <w:rPr>
-          <w:cs/>
-        </w:rPr>
+    </w:p>
+    <w:p>
+      <w:pPr>
+        <w:contextualSpacing/>
+      </w:pPr>
+      <w:r>
+        <w:t>1️</w:t>
+      </w:r>
+      <w:r>
+        <w:rPr>
+          <w:rFonts w:ascii="Segoe UI" w:hAnsi="Segoe UI" w:cs="Segoe UI"/>
+        </w:rPr>
+        <w:t>⃣</w:t>
+      </w:r>
+      <w:r>
         <w:t xml:space="preserve"> </w:t>
       </w:r>
       <w:r>
-        <w:t>INV-2026-0002</w:t>
-      </w:r>
-    </w:p>
-    <w:p>
-      <w:pPr>
-        <w:contextualSpacing/>
-      </w:pPr>
-      <w:r>
-        <w:t xml:space="preserve">🗓 </w:t>
-      </w:r>
-      <w:r>
-        <w:rPr>
-          <w:cs/>
-        </w:rPr>
-        <w:t>កាលបរិច្ឆេទ (</w:t>
-      </w:r>
-      <w:r>
-        <w:t>Date)</w:t>
+        <w:rPr>
+          <w:rFonts w:ascii="Segoe UI Emoji" w:hAnsi="Segoe UI Emoji" w:cs="Segoe UI Emoji"/>
+        </w:rPr>
+        <w:t>🎓</w:t>
+      </w:r>
+      <w:r>
+        <w:t xml:space="preserve"> </w:t>
+      </w:r>
+      <w:r>
+        <w:rPr>
+          <w:cs/>
+        </w:rPr>
+        <w:t xml:space="preserve">ថ្លៃចុះឈ្មោះចូលរៀនដើមឆ្នាំ៖ </w:t>
+      </w:r>
+      <w:r>
+        <w:t>$25.00 (~102,500</w:t>
+      </w:r>
+      <w:r>
+        <w:rPr>
+          <w:cs/>
+        </w:rPr>
+        <w:t xml:space="preserve"> ៛)</w:t>
+      </w:r>
+    </w:p>
+    <w:p>
+      <w:pPr>
+        <w:contextualSpacing/>
+      </w:pPr>
+      <w:r>
+        <w:t xml:space="preserve">   </w:t>
+      </w:r>
+      <w:r>
+        <w:rPr>
+          <w:rFonts w:ascii="Cambria Math" w:hAnsi="Cambria Math" w:cs="Cambria Math"/>
+        </w:rPr>
+        <w:t>↳</w:t>
+      </w:r>
+      <w:r>
+        <w:t xml:space="preserve"> </w:t>
+      </w:r>
+      <w:r>
+        <w:rPr>
+          <w:rFonts w:ascii="Segoe UI Emoji" w:hAnsi="Segoe UI Emoji" w:cs="Segoe UI Emoji"/>
+        </w:rPr>
+        <w:t>💡</w:t>
+      </w:r>
+      <w:r>
+        <w:t xml:space="preserve"> </w:t>
+      </w:r>
+      <w:r>
+        <w:rPr>
+          <w:cs/>
+        </w:rPr>
+        <w:t xml:space="preserve">ថ្លៃចុះឈ្មោះចូលរៀនដើមឆ្នាំ (សម្រាប់ថ្នាក់ </w:t>
+      </w:r>
+      <w:r>
+        <w:t>7A-Test)</w:t>
+      </w:r>
+      <w:r>
+        <w:rPr>
+          <w:cs/>
+        </w:rPr>
+        <w:t>៖ សេវាចុះឈ្មោះ សៀវភៅតាមដាន និងកាតសិស្ស</w:t>
+      </w:r>
+    </w:p>
+    <w:p>
+      <w:pPr>
+        <w:contextualSpacing/>
+      </w:pPr>
+      <w:r>
+        <w:t>2️</w:t>
+      </w:r>
+      <w:r>
+        <w:rPr>
+          <w:rFonts w:ascii="Segoe UI" w:hAnsi="Segoe UI" w:cs="Segoe UI"/>
+        </w:rPr>
+        <w:t>⃣</w:t>
+      </w:r>
+      <w:r>
+        <w:t xml:space="preserve"> </w:t>
+      </w:r>
+      <w:r>
+        <w:rPr>
+          <w:rFonts w:ascii="Segoe UI Emoji" w:hAnsi="Segoe UI Emoji" w:cs="Segoe UI Emoji"/>
+        </w:rPr>
+        <w:t>⚡💧</w:t>
+      </w:r>
+      <w:r>
+        <w:t xml:space="preserve"> </w:t>
+      </w:r>
+      <w:r>
+        <w:rPr>
+          <w:cs/>
+        </w:rPr>
+        <w:t>ថ្លៃទឹក-ភ្លើងប្រចាំខែ (</w:t>
+      </w:r>
+      <w:r>
+        <w:t>Monthly Utilities)</w:t>
       </w:r>
       <w:r>
         <w:rPr>
@@ -8235,18 +8298,36 @@
         <w:t xml:space="preserve">៖ </w:t>
       </w:r>
       <w:r>
-        <w:t>12/09/2026 09:43</w:t>
-      </w:r>
-    </w:p>
-    <w:p>
-      <w:pPr>
-        <w:contextualSpacing/>
-      </w:pPr>
+        <w:t>40,000</w:t>
+      </w:r>
+      <w:r>
+        <w:rPr>
+          <w:cs/>
+        </w:rPr>
+        <w:t xml:space="preserve"> ៛</w:t>
+      </w:r>
+    </w:p>
+    <w:p>
+      <w:pPr>
+        <w:contextualSpacing/>
+      </w:pPr>
+      <w:r>
+        <w:t xml:space="preserve">   </w:t>
+      </w:r>
+      <w:r>
+        <w:rPr>
+          <w:rFonts w:ascii="Cambria Math" w:hAnsi="Cambria Math" w:cs="Cambria Math"/>
+        </w:rPr>
+        <w:t>↳</w:t>
+      </w:r>
+      <w:r>
+        <w:t xml:space="preserve"> </w:t>
+      </w:r>
       <w:r>
         <w:rPr>
           <w:rFonts w:ascii="Segoe UI Emoji" w:hAnsi="Segoe UI Emoji" w:cs="Segoe UI Emoji"/>
         </w:rPr>
-        <w:t>👤</w:t>
+        <w:t>💡</w:t>
       </w:r>
       <w:r>
         <w:t xml:space="preserve"> </w:t>
@@ -8255,19 +8336,30 @@
         <w:rPr>
           <w:cs/>
         </w:rPr>
-        <w:t>សិស្ស (</w:t>
-      </w:r>
-      <w:r>
-        <w:t>Student)</w:t>
-      </w:r>
-      <w:r>
-        <w:rPr>
-          <w:cs/>
-        </w:rPr>
-        <w:t>៖ លី ម៉េងហុង (</w:t>
-      </w:r>
-      <w:r>
-        <w:t>2624088)</w:t>
+        <w:t xml:space="preserve">ថ្លៃសេវាអគ្គិសនី និងទឹកស្អាតបន្ទប់រៀន (ខែ </w:t>
+      </w:r>
+      <w:r>
+        <w:t xml:space="preserve">10, </w:t>
+      </w:r>
+      <w:r>
+        <w:rPr>
+          <w:cs/>
+        </w:rPr>
+        <w:t xml:space="preserve">ខែ </w:t>
+      </w:r>
+      <w:r>
+        <w:t>11)</w:t>
+      </w:r>
+    </w:p>
+    <w:p>
+      <w:pPr>
+        <w:contextualSpacing/>
+      </w:pPr>
+      <w:r>
+        <w:rPr>
+          <w:rFonts w:ascii="MS Mincho" w:eastAsia="MS Mincho" w:hAnsi="MS Mincho" w:cs="MS Mincho" w:hint="eastAsia"/>
+        </w:rPr>
+        <w:t>━━━━━━━━━━━━━━━━━━━━━━━━━━━━</w:t>
       </w:r>
     </w:p>
     <w:p>
@@ -8278,7 +8370,7 @@
         <w:rPr>
           <w:rFonts w:ascii="Segoe UI Emoji" w:hAnsi="Segoe UI Emoji" w:cs="Segoe UI Emoji"/>
         </w:rPr>
-        <w:t>🏫</w:t>
+        <w:t>💳</w:t>
       </w:r>
       <w:r>
         <w:t xml:space="preserve"> </w:t>
@@ -8287,10 +8379,10 @@
         <w:rPr>
           <w:cs/>
         </w:rPr>
-        <w:t>ថ្នាក់រៀន (</w:t>
-      </w:r>
-      <w:r>
-        <w:t>Class)</w:t>
+        <w:t>វិធីសាស្ត្រទូទាត់ (</w:t>
+      </w:r>
+      <w:r>
+        <w:t>Method)</w:t>
       </w:r>
       <w:r>
         <w:rPr>
@@ -8299,16 +8391,86 @@
         <w:t xml:space="preserve">៖ </w:t>
       </w:r>
       <w:r>
-        <w:t xml:space="preserve">7A-Test | </w:t>
-      </w:r>
-      <w:r>
-        <w:rPr>
-          <w:cs/>
-        </w:rPr>
-        <w:t xml:space="preserve">ឆ្នាំសិក្សា៖ </w:t>
-      </w:r>
-      <w:r>
-        <w:t>2026-2027</w:t>
+        <w:t>ABA Bank</w:t>
+      </w:r>
+    </w:p>
+    <w:p>
+      <w:pPr>
+        <w:contextualSpacing/>
+      </w:pPr>
+      <w:r>
+        <w:rPr>
+          <w:rFonts w:ascii="Segoe UI Emoji" w:hAnsi="Segoe UI Emoji" w:cs="Segoe UI Emoji"/>
+        </w:rPr>
+        <w:t>💰</w:t>
+      </w:r>
+      <w:r>
+        <w:t xml:space="preserve"> </w:t>
+      </w:r>
+      <w:r>
+        <w:rPr>
+          <w:cs/>
+        </w:rPr>
+        <w:t>ទឹកប្រាក់សរុបបានទូទាត់ (</w:t>
+      </w:r>
+      <w:r>
+        <w:t>Total Paid)</w:t>
+      </w:r>
+      <w:r>
+        <w:rPr>
+          <w:cs/>
+        </w:rPr>
+        <w:t xml:space="preserve">៖ </w:t>
+      </w:r>
+      <w:r>
+        <w:t>142,500</w:t>
+      </w:r>
+      <w:r>
+        <w:rPr>
+          <w:cs/>
+        </w:rPr>
+        <w:t xml:space="preserve"> ៛ (ឬ </w:t>
+      </w:r>
+      <w:r>
+        <w:t>$25.00 USD)</w:t>
+      </w:r>
+    </w:p>
+    <w:p>
+      <w:pPr>
+        <w:contextualSpacing/>
+      </w:pPr>
+      <w:r>
+        <w:rPr>
+          <w:rFonts w:ascii="Segoe UI Emoji" w:hAnsi="Segoe UI Emoji" w:cs="Segoe UI Emoji"/>
+        </w:rPr>
+        <w:t>🟢</w:t>
+      </w:r>
+      <w:r>
+        <w:t xml:space="preserve"> </w:t>
+      </w:r>
+      <w:r>
+        <w:rPr>
+          <w:cs/>
+        </w:rPr>
+        <w:t>ស្ថានភាព (</w:t>
+      </w:r>
+      <w:r>
+        <w:t>Payment Status)</w:t>
+      </w:r>
+      <w:r>
+        <w:rPr>
+          <w:cs/>
+        </w:rPr>
+        <w:t>៖ បានទូទាត់ជោគជ័យ (</w:t>
+      </w:r>
+      <w:r>
+        <w:t xml:space="preserve">PAID) </w:t>
+      </w:r>
+      <w:r>
+        <w:rPr>
+          <w:rFonts w:ascii="Segoe UI Emoji" w:hAnsi="Segoe UI Emoji" w:cs="Segoe UI Emoji"/>
+        </w:rPr>
+        <w:t>✅</w:t>
       </w:r>
     </w:p>
     <w:p>
@@ -8325,12 +8487,27 @@
     <w:p>
       <w:pPr>
         <w:contextualSpacing/>
-      </w:pPr>
+        <w:rPr>
+          <w:cs/>
+        </w:rPr>
+      </w:pPr>
+      <w:r>
+        <w:t xml:space="preserve">[🖨 </w:t>
+      </w:r>
+      <w:r>
+        <w:rPr>
+          <w:cs/>
+        </w:rPr>
+        <w:t>មើលវិក្កយបត្រផ្លូវការ (</w:t>
+      </w:r>
+      <w:r>
+        <w:t>Invoice)]  [</w:t>
+      </w:r>
       <w:r>
         <w:rPr>
           <w:rFonts w:ascii="Segoe UI Emoji" w:hAnsi="Segoe UI Emoji" w:cs="Segoe UI Emoji"/>
         </w:rPr>
-        <w:t>📋</w:t>
+        <w:t>🔄</w:t>
       </w:r>
       <w:r>
         <w:t xml:space="preserve"> </w:t>
@@ -8339,414 +8516,62 @@
         <w:rPr>
           <w:cs/>
         </w:rPr>
-        <w:t>ព័ត៌មានលម្អិតនៃចំណាយ (</w:t>
-      </w:r>
-      <w:r>
-        <w:t xml:space="preserve">Itemized </w:t>
-      </w:r>
-      <w:proofErr w:type="gramStart"/>
-      <w:r>
-        <w:t>Breakdown)</w:t>
-      </w:r>
-      <w:r>
-        <w:rPr>
-          <w:cs/>
-        </w:rPr>
-        <w:t>៖</w:t>
-      </w:r>
-      <w:proofErr w:type="gramEnd"/>
-    </w:p>
-    <w:p>
-      <w:pPr>
-        <w:contextualSpacing/>
-      </w:pPr>
-      <w:r>
-        <w:t>1️</w:t>
-      </w:r>
-      <w:r>
-        <w:rPr>
-          <w:rFonts w:ascii="Segoe UI" w:hAnsi="Segoe UI" w:cs="Segoe UI"/>
-        </w:rPr>
-        <w:t>⃣</w:t>
-      </w:r>
-      <w:r>
-        <w:t xml:space="preserve"> </w:t>
-      </w:r>
-      <w:r>
-        <w:rPr>
-          <w:rFonts w:ascii="Segoe UI Emoji" w:hAnsi="Segoe UI Emoji" w:cs="Segoe UI Emoji"/>
-        </w:rPr>
-        <w:t>🎓</w:t>
-      </w:r>
-      <w:r>
-        <w:t xml:space="preserve"> </w:t>
-      </w:r>
-      <w:r>
-        <w:rPr>
-          <w:cs/>
-        </w:rPr>
-        <w:t xml:space="preserve">ថ្លៃចុះឈ្មោះចូលរៀនដើមឆ្នាំ៖ </w:t>
-      </w:r>
-      <w:r>
-        <w:t>$25.00 (~102,500</w:t>
-      </w:r>
-      <w:r>
-        <w:rPr>
-          <w:cs/>
-        </w:rPr>
-        <w:t xml:space="preserve"> ៛)</w:t>
-      </w:r>
-    </w:p>
-    <w:p>
-      <w:pPr>
-        <w:contextualSpacing/>
-      </w:pPr>
-      <w:r>
-        <w:t xml:space="preserve">   </w:t>
-      </w:r>
-      <w:r>
-        <w:rPr>
-          <w:rFonts w:ascii="Cambria Math" w:hAnsi="Cambria Math" w:cs="Cambria Math"/>
-        </w:rPr>
-        <w:t>↳</w:t>
-      </w:r>
-      <w:r>
-        <w:t xml:space="preserve"> </w:t>
-      </w:r>
-      <w:r>
-        <w:rPr>
-          <w:rFonts w:ascii="Segoe UI Emoji" w:hAnsi="Segoe UI Emoji" w:cs="Segoe UI Emoji"/>
-        </w:rPr>
-        <w:t>💡</w:t>
-      </w:r>
-      <w:r>
-        <w:t xml:space="preserve"> </w:t>
-      </w:r>
-      <w:r>
-        <w:rPr>
-          <w:cs/>
-        </w:rPr>
-        <w:t xml:space="preserve">ថ្លៃចុះឈ្មោះចូលរៀនដើមឆ្នាំ (សម្រាប់ថ្នាក់ </w:t>
-      </w:r>
-      <w:r>
-        <w:t>7A-</w:t>
-      </w:r>
-      <w:proofErr w:type="gramStart"/>
-      <w:r>
-        <w:t>Test)</w:t>
-      </w:r>
-      <w:r>
-        <w:rPr>
-          <w:cs/>
-        </w:rPr>
-        <w:t>៖</w:t>
-      </w:r>
-      <w:proofErr w:type="gramEnd"/>
-      <w:r>
-        <w:rPr>
-          <w:cs/>
-        </w:rPr>
-        <w:t xml:space="preserve"> សេវាចុះឈ្មោះ សៀវភៅតាមដាន និងកាតសិស្ស</w:t>
-      </w:r>
-    </w:p>
-    <w:p>
-      <w:pPr>
-        <w:contextualSpacing/>
-      </w:pPr>
-      <w:r>
-        <w:t>2️</w:t>
-      </w:r>
-      <w:r>
-        <w:rPr>
-          <w:rFonts w:ascii="Segoe UI" w:hAnsi="Segoe UI" w:cs="Segoe UI"/>
-        </w:rPr>
-        <w:t>⃣</w:t>
-      </w:r>
-      <w:r>
-        <w:t xml:space="preserve"> </w:t>
-      </w:r>
-      <w:r>
-        <w:rPr>
-          <w:rFonts w:ascii="Segoe UI Emoji" w:hAnsi="Segoe UI Emoji" w:cs="Segoe UI Emoji"/>
-        </w:rPr>
-        <w:t>⚡💧</w:t>
-      </w:r>
-      <w:r>
-        <w:t xml:space="preserve"> </w:t>
-      </w:r>
-      <w:r>
-        <w:rPr>
-          <w:cs/>
-        </w:rPr>
-        <w:t>ថ្លៃទឹក-ភ្លើងប្រចាំខែ (</w:t>
-      </w:r>
-      <w:r>
-        <w:t xml:space="preserve">Monthly </w:t>
-      </w:r>
-      <w:proofErr w:type="gramStart"/>
-      <w:r>
-        <w:t>Utilities)</w:t>
-      </w:r>
-      <w:r>
-        <w:rPr>
-          <w:cs/>
-        </w:rPr>
-        <w:t>៖</w:t>
-      </w:r>
-      <w:proofErr w:type="gramEnd"/>
-      <w:r>
-        <w:rPr>
-          <w:cs/>
-        </w:rPr>
-        <w:t xml:space="preserve"> </w:t>
-      </w:r>
-      <w:r>
-        <w:t>40,000</w:t>
-      </w:r>
-      <w:r>
-        <w:rPr>
-          <w:cs/>
-        </w:rPr>
-        <w:t xml:space="preserve"> ៛</w:t>
-      </w:r>
-    </w:p>
-    <w:p>
-      <w:pPr>
-        <w:contextualSpacing/>
-      </w:pPr>
-      <w:r>
-        <w:t xml:space="preserve">   </w:t>
-      </w:r>
-      <w:r>
-        <w:rPr>
-          <w:rFonts w:ascii="Cambria Math" w:hAnsi="Cambria Math" w:cs="Cambria Math"/>
-        </w:rPr>
-        <w:t>↳</w:t>
-      </w:r>
-      <w:r>
-        <w:t xml:space="preserve"> </w:t>
-      </w:r>
-      <w:r>
-        <w:rPr>
-          <w:rFonts w:ascii="Segoe UI Emoji" w:hAnsi="Segoe UI Emoji" w:cs="Segoe UI Emoji"/>
-        </w:rPr>
-        <w:t>💡</w:t>
-      </w:r>
-      <w:r>
-        <w:t xml:space="preserve"> </w:t>
-      </w:r>
-      <w:r>
-        <w:rPr>
-          <w:cs/>
-        </w:rPr>
-        <w:t xml:space="preserve">ថ្លៃសេវាអគ្គិសនី និងទឹកស្អាតបន្ទប់រៀន (ខែ </w:t>
-      </w:r>
-      <w:r>
-        <w:t xml:space="preserve">10, </w:t>
-      </w:r>
-      <w:r>
-        <w:rPr>
-          <w:cs/>
-        </w:rPr>
-        <w:t xml:space="preserve">ខែ </w:t>
-      </w:r>
-      <w:r>
-        <w:t>11)</w:t>
-      </w:r>
-    </w:p>
-    <w:p>
-      <w:pPr>
-        <w:contextualSpacing/>
-      </w:pPr>
-      <w:r>
-        <w:rPr>
-          <w:rFonts w:ascii="MS Mincho" w:eastAsia="MS Mincho" w:hAnsi="MS Mincho" w:cs="MS Mincho" w:hint="eastAsia"/>
-        </w:rPr>
-        <w:t>━━━━━━━━━━━━━━━━━━━━━━━━━━━━</w:t>
-      </w:r>
-    </w:p>
-    <w:p>
-      <w:pPr>
-        <w:contextualSpacing/>
-      </w:pPr>
-      <w:r>
-        <w:rPr>
-          <w:rFonts w:ascii="Segoe UI Emoji" w:hAnsi="Segoe UI Emoji" w:cs="Segoe UI Emoji"/>
-        </w:rPr>
-        <w:t>💳</w:t>
-      </w:r>
-      <w:r>
-        <w:t xml:space="preserve"> </w:t>
-      </w:r>
-      <w:r>
-        <w:rPr>
-          <w:cs/>
-        </w:rPr>
-        <w:t>វិធីសាស្ត្រទូទាត់ (</w:t>
-      </w:r>
-      <w:r>
-        <w:t>Method)</w:t>
-      </w:r>
-      <w:r>
-        <w:rPr>
-          <w:cs/>
-        </w:rPr>
-        <w:t xml:space="preserve">៖ </w:t>
-      </w:r>
-      <w:r>
-        <w:t>ABA Bank</w:t>
-      </w:r>
-    </w:p>
-    <w:p>
-      <w:pPr>
-        <w:contextualSpacing/>
-      </w:pPr>
-      <w:r>
-        <w:rPr>
-          <w:rFonts w:ascii="Segoe UI Emoji" w:hAnsi="Segoe UI Emoji" w:cs="Segoe UI Emoji"/>
-        </w:rPr>
-        <w:t>💰</w:t>
-      </w:r>
-      <w:r>
-        <w:t xml:space="preserve"> </w:t>
-      </w:r>
-      <w:r>
-        <w:rPr>
-          <w:cs/>
-        </w:rPr>
-        <w:t>ទឹកប្រាក់សរុបបានទូទាត់ (</w:t>
-      </w:r>
-      <w:r>
-        <w:t xml:space="preserve">Total </w:t>
-      </w:r>
-      <w:proofErr w:type="gramStart"/>
-      <w:r>
-        <w:t>Paid)</w:t>
-      </w:r>
-      <w:r>
-        <w:rPr>
-          <w:cs/>
-        </w:rPr>
-        <w:t>៖</w:t>
-      </w:r>
-      <w:proofErr w:type="gramEnd"/>
-      <w:r>
-        <w:rPr>
-          <w:cs/>
-        </w:rPr>
-        <w:t xml:space="preserve"> </w:t>
-      </w:r>
-      <w:r>
-        <w:t>142,500</w:t>
-      </w:r>
-      <w:r>
-        <w:rPr>
-          <w:cs/>
-        </w:rPr>
-        <w:t xml:space="preserve"> ៛ (ឬ </w:t>
-      </w:r>
-      <w:r>
-        <w:t>$25.00 USD)</w:t>
-      </w:r>
-    </w:p>
-    <w:p>
-      <w:pPr>
-        <w:contextualSpacing/>
-      </w:pPr>
-      <w:r>
-        <w:rPr>
-          <w:rFonts w:ascii="Segoe UI Emoji" w:hAnsi="Segoe UI Emoji" w:cs="Segoe UI Emoji"/>
-        </w:rPr>
-        <w:t>🟢</w:t>
-      </w:r>
-      <w:r>
-        <w:t xml:space="preserve"> </w:t>
-      </w:r>
-      <w:r>
-        <w:rPr>
-          <w:cs/>
-        </w:rPr>
-        <w:t>ស្ថានភាព (</w:t>
-      </w:r>
-      <w:r>
-        <w:t xml:space="preserve">Payment </w:t>
-      </w:r>
-      <w:proofErr w:type="gramStart"/>
-      <w:r>
-        <w:t>Status)</w:t>
-      </w:r>
-      <w:r>
-        <w:rPr>
-          <w:cs/>
-        </w:rPr>
-        <w:t>៖</w:t>
-      </w:r>
-      <w:proofErr w:type="gramEnd"/>
-      <w:r>
-        <w:rPr>
-          <w:cs/>
-        </w:rPr>
-        <w:t xml:space="preserve"> បានទូទាត់ជោគជ័យ (</w:t>
-      </w:r>
-      <w:r>
-        <w:t xml:space="preserve">PAID) </w:t>
-      </w:r>
-      <w:r>
-        <w:rPr>
-          <w:rFonts w:ascii="Segoe UI Emoji" w:hAnsi="Segoe UI Emoji" w:cs="Segoe UI Emoji"/>
-        </w:rPr>
-        <w:t>✅</w:t>
-      </w:r>
-    </w:p>
-    <w:p>
-      <w:pPr>
-        <w:contextualSpacing/>
-      </w:pPr>
-      <w:r>
-        <w:rPr>
-          <w:rFonts w:ascii="MS Mincho" w:eastAsia="MS Mincho" w:hAnsi="MS Mincho" w:cs="MS Mincho" w:hint="eastAsia"/>
-        </w:rPr>
-        <w:t>━━━━━━━━━━━━━━━━━━━━━━━━━━━━</w:t>
-      </w:r>
-    </w:p>
-    <w:p>
-      <w:pPr>
-        <w:contextualSpacing/>
-        <w:rPr>
-          <w:cs/>
-        </w:rPr>
-      </w:pPr>
-      <w:r>
-        <w:t xml:space="preserve">[🖨 </w:t>
-      </w:r>
-      <w:r>
-        <w:rPr>
-          <w:cs/>
-        </w:rPr>
-        <w:t>មើលវិក្កយបត្រផ្លូវការ (</w:t>
-      </w:r>
-      <w:r>
-        <w:t>Invoice</w:t>
-      </w:r>
-      <w:proofErr w:type="gramStart"/>
-      <w:r>
-        <w:t>)]  [</w:t>
-      </w:r>
-      <w:proofErr w:type="gramEnd"/>
-      <w:r>
-        <w:rPr>
-          <w:rFonts w:ascii="Segoe UI Emoji" w:hAnsi="Segoe UI Emoji" w:cs="Segoe UI Emoji"/>
-        </w:rPr>
-        <w:t>🔄</w:t>
-      </w:r>
-      <w:r>
-        <w:t xml:space="preserve"> </w:t>
-      </w:r>
-      <w:r>
-        <w:rPr>
-          <w:cs/>
-        </w:rPr>
         <w:t>ពិនិត្យស្ថានភាពកម្រៃឡើងវិញ]</w:t>
+      </w:r>
+    </w:p>
+    <w:p>
+      <w:pPr>
+        <w:rPr>
+          <w:cs/>
+        </w:rPr>
+      </w:pPr>
+      <w:r>
+        <w:rPr>
+          <w:cs/>
+        </w:rPr>
+        <w:br w:type="page"/>
+      </w:r>
+      <w:r>
+        <w:rPr>
+          <w:cs/>
+        </w:rPr>
+        <w:lastRenderedPageBreak/>
+        <w:br w:type="page"/>
+      </w:r>
+    </w:p>
+    <w:p>
+      <w:pPr>
+        <w:rPr>
+          <w:rFonts w:hint="cs"/>
+        </w:rPr>
+      </w:pPr>
+      <w:r>
+        <w:rPr>
+          <w:rFonts w:hint="cs"/>
+          <w:cs/>
+        </w:rPr>
+        <w:lastRenderedPageBreak/>
+        <w:t xml:space="preserve">ជាទូទៅសិស្សមិនអាចជ្រើសរើសវិធីសាស្ត្រចុះឈ្មោះ នៅលើ </w:t>
+      </w:r>
+      <w:r>
+        <w:t xml:space="preserve">portal or mobile </w:t>
+      </w:r>
+      <w:r>
+        <w:rPr>
+          <w:rFonts w:hint="cs"/>
+          <w:cs/>
+        </w:rPr>
+        <w:t>បានទេ គឺ</w:t>
+      </w:r>
+      <w:r>
+        <w:t xml:space="preserve">admin </w:t>
+      </w:r>
+      <w:r>
+        <w:rPr>
+          <w:rFonts w:hint="cs"/>
+          <w:cs/>
+        </w:rPr>
+        <w:t xml:space="preserve">ជាអ្នកកំណត់ថាត្រូវចុះឈ្មោះតាមវិធីណា។ </w:t>
       </w:r>
     </w:p>
     <w:p>

--- a/New Microsoft Word Document.docx
+++ b/New Microsoft Word Document.docx
@@ -8540,38 +8540,1329 @@
       </w:r>
     </w:p>
     <w:p>
-      <w:pPr>
-        <w:rPr>
-          <w:rFonts w:hint="cs"/>
-        </w:rPr>
-      </w:pPr>
-      <w:r>
-        <w:rPr>
-          <w:rFonts w:hint="cs"/>
+      <w:r>
+        <w:rPr>
           <w:cs/>
         </w:rPr>
         <w:lastRenderedPageBreak/>
-        <w:t xml:space="preserve">ជាទូទៅសិស្សមិនអាចជ្រើសរើសវិធីសាស្ត្រចុះឈ្មោះ នៅលើ </w:t>
-      </w:r>
-      <w:r>
-        <w:t xml:space="preserve">portal or mobile </w:t>
-      </w:r>
-      <w:r>
-        <w:rPr>
-          <w:rFonts w:hint="cs"/>
-          <w:cs/>
-        </w:rPr>
-        <w:t>បានទេ គឺ</w:t>
-      </w:r>
-      <w:r>
-        <w:t xml:space="preserve">admin </w:t>
-      </w:r>
-      <w:r>
-        <w:rPr>
-          <w:rFonts w:hint="cs"/>
-          <w:cs/>
-        </w:rPr>
-        <w:t xml:space="preserve">ជាអ្នកកំណត់ថាត្រូវចុះឈ្មោះតាមវិធីណា។ </w:t>
+        <w:t>ខ្ញុំបានបង្កើតទំព័រគ្រប់គ្រង</w:t>
+      </w:r>
+      <w:r>
+        <w:t> </w:t>
+      </w:r>
+      <w:r>
+        <w:rPr>
+          <w:b/>
+          <w:bCs/>
+        </w:rPr>
+        <w:t xml:space="preserve">Google Gemini API Key </w:t>
+      </w:r>
+      <w:r>
+        <w:rPr>
+          <w:b/>
+          <w:bCs/>
+          <w:cs/>
+        </w:rPr>
+        <w:t xml:space="preserve">តាមរយៈ </w:t>
+      </w:r>
+      <w:r>
+        <w:rPr>
+          <w:b/>
+          <w:bCs/>
+        </w:rPr>
+        <w:t>Web Browser</w:t>
+      </w:r>
+      <w:r>
+        <w:t> </w:t>
+      </w:r>
+      <w:r>
+        <w:rPr>
+          <w:cs/>
+        </w:rPr>
+        <w:t xml:space="preserve">រួចរាល់ ១០០% ហើយ! ឥឡូវនេះ </w:t>
+      </w:r>
+      <w:r>
+        <w:t xml:space="preserve">Admin </w:t>
+      </w:r>
+      <w:r>
+        <w:rPr>
+          <w:cs/>
+        </w:rPr>
+        <w:t xml:space="preserve">អាចបញ្ចូល កែសម្រួល តេស្តសាកល្បង និងគ្រប់គ្រង </w:t>
+      </w:r>
+      <w:r>
+        <w:t xml:space="preserve">Keys </w:t>
+      </w:r>
+      <w:r>
+        <w:rPr>
+          <w:cs/>
+        </w:rPr>
+        <w:t>បានយ៉ាងងាយស្រួលដោយផ្ទាល់លើផ្ទាំងកម្មវិធី (</w:t>
+      </w:r>
+      <w:r>
+        <w:t xml:space="preserve">UI) </w:t>
+      </w:r>
+      <w:r>
+        <w:rPr>
+          <w:cs/>
+        </w:rPr>
+        <w:t>ដោយមិនចាំបាច់ចូលទៅកែឯកសារ</w:t>
+      </w:r>
+      <w:r>
+        <w:t> .env </w:t>
+      </w:r>
+      <w:r>
+        <w:rPr>
+          <w:cs/>
+        </w:rPr>
+        <w:t xml:space="preserve">លើ </w:t>
+      </w:r>
+      <w:r>
+        <w:t xml:space="preserve">Server </w:t>
+      </w:r>
+      <w:r>
+        <w:rPr>
+          <w:cs/>
+        </w:rPr>
+        <w:t>ឡើយ។</w:t>
+      </w:r>
+    </w:p>
+    <w:p>
+      <w:r>
+        <w:pict w14:anchorId="6026E027">
+          <v:rect id="_x0000_i1064" style="width:336.3pt;height:.75pt" o:hrpct="0" o:hralign="center" o:hrstd="t" o:hr="t" fillcolor="#a0a0a0" stroked="f"/>
+        </w:pict>
+      </w:r>
+    </w:p>
+    <w:p>
+      <w:r>
+        <w:rPr>
+          <w:cs/>
+        </w:rPr>
+        <w:t xml:space="preserve">១. ទីតាំង និងរបៀបចូលទៅកាន់ទំព័រកំណត់ </w:t>
+      </w:r>
+      <w:r>
+        <w:t>API Keys (Web Browser)</w:t>
+      </w:r>
+    </w:p>
+    <w:p>
+      <w:r>
+        <w:rPr>
+          <w:cs/>
+        </w:rPr>
+        <w:t>លោកអ្នកអាចចូលទៅកាន់ទំព័រនេះតាម</w:t>
+      </w:r>
+      <w:r>
+        <w:t> </w:t>
+      </w:r>
+      <w:r>
+        <w:rPr>
+          <w:b/>
+          <w:bCs/>
+          <w:cs/>
+        </w:rPr>
+        <w:t>៣ វិធីងាយៗ</w:t>
+      </w:r>
+      <w:r>
+        <w:rPr>
+          <w:cs/>
+        </w:rPr>
+        <w:t>៖</w:t>
+      </w:r>
+    </w:p>
+    <w:p>
+      <w:pPr>
+        <w:numPr>
+          <w:ilvl w:val="0"/>
+          <w:numId w:val="21"/>
+        </w:numPr>
+      </w:pPr>
+      <w:r>
+        <w:rPr>
+          <w:b/>
+          <w:bCs/>
+          <w:cs/>
+        </w:rPr>
+        <w:t xml:space="preserve">តាម </w:t>
+      </w:r>
+      <w:r>
+        <w:rPr>
+          <w:b/>
+          <w:bCs/>
+        </w:rPr>
+        <w:t xml:space="preserve">URL </w:t>
+      </w:r>
+      <w:r>
+        <w:rPr>
+          <w:b/>
+          <w:bCs/>
+          <w:cs/>
+        </w:rPr>
+        <w:t>ផ្ទាល់</w:t>
+      </w:r>
+      <w:r>
+        <w:rPr>
+          <w:cs/>
+        </w:rPr>
+        <w:t>៖ ចូលទៅកាន់</w:t>
+      </w:r>
+      <w:r>
+        <w:t> http://&lt;your-domain-or-ip&gt;/accounts/settings/gemini-ai/</w:t>
+      </w:r>
+    </w:p>
+    <w:p>
+      <w:pPr>
+        <w:numPr>
+          <w:ilvl w:val="0"/>
+          <w:numId w:val="21"/>
+        </w:numPr>
+      </w:pPr>
+      <w:r>
+        <w:rPr>
+          <w:b/>
+          <w:bCs/>
+          <w:cs/>
+        </w:rPr>
+        <w:t xml:space="preserve">លើផ្ទាំង </w:t>
+      </w:r>
+      <w:r>
+        <w:rPr>
+          <w:b/>
+          <w:bCs/>
+        </w:rPr>
+        <w:t>Super Admin Dashboard</w:t>
+      </w:r>
+      <w:r>
+        <w:rPr>
+          <w:cs/>
+        </w:rPr>
+        <w:t>៖ ចុចលើប៊ូតុង</w:t>
+      </w:r>
+      <w:r>
+        <w:t> </w:t>
+      </w:r>
+      <w:r>
+        <w:rPr>
+          <w:b/>
+          <w:bCs/>
+        </w:rPr>
+        <w:t>«</w:t>
+      </w:r>
+      <w:r>
+        <w:rPr>
+          <w:rFonts w:ascii="Segoe UI Emoji" w:hAnsi="Segoe UI Emoji" w:cs="Segoe UI Emoji"/>
+          <w:b/>
+          <w:bCs/>
+        </w:rPr>
+        <w:t>🤖</w:t>
+      </w:r>
+      <w:r>
+        <w:rPr>
+          <w:b/>
+          <w:bCs/>
+        </w:rPr>
+        <w:t xml:space="preserve"> </w:t>
+      </w:r>
+      <w:r>
+        <w:rPr>
+          <w:b/>
+          <w:bCs/>
+          <w:cs/>
+        </w:rPr>
+        <w:t xml:space="preserve">កំណត់ </w:t>
+      </w:r>
+      <w:r>
+        <w:rPr>
+          <w:b/>
+          <w:bCs/>
+        </w:rPr>
+        <w:t>Gemini AI»</w:t>
+      </w:r>
+      <w:r>
+        <w:t> </w:t>
+      </w:r>
+      <w:r>
+        <w:rPr>
+          <w:cs/>
+        </w:rPr>
+        <w:t>នៅក្បែរប៊ូតុងកំណត់ព័ត៌មានសាលា</w:t>
+      </w:r>
+    </w:p>
+    <w:p>
+      <w:pPr>
+        <w:numPr>
+          <w:ilvl w:val="0"/>
+          <w:numId w:val="21"/>
+        </w:numPr>
+      </w:pPr>
+      <w:r>
+        <w:rPr>
+          <w:b/>
+          <w:bCs/>
+          <w:cs/>
+        </w:rPr>
+        <w:t xml:space="preserve">លើផ្ទាំង </w:t>
+      </w:r>
+      <w:r>
+        <w:rPr>
+          <w:b/>
+          <w:bCs/>
+        </w:rPr>
+        <w:t>Pop Chat AI Widget</w:t>
+      </w:r>
+      <w:r>
+        <w:rPr>
+          <w:cs/>
+        </w:rPr>
+        <w:t>៖ ចុចលើរូបកង់ស្ពឺ</w:t>
+      </w:r>
+      <w:r>
+        <w:t> </w:t>
+      </w:r>
+      <w:r>
+        <w:rPr>
+          <w:rFonts w:ascii="Segoe UI Emoji" w:hAnsi="Segoe UI Emoji" w:cs="Segoe UI Emoji"/>
+          <w:b/>
+          <w:bCs/>
+        </w:rPr>
+        <w:t>⚙️</w:t>
+      </w:r>
+      <w:r>
+        <w:t> </w:t>
+      </w:r>
+      <w:r>
+        <w:rPr>
+          <w:cs/>
+        </w:rPr>
+        <w:t>នៅខាងស្តាំដៃក្បែរឈ្មោះ</w:t>
+      </w:r>
+      <w:r>
+        <w:t> </w:t>
+      </w:r>
+      <w:proofErr w:type="spellStart"/>
+      <w:r>
+        <w:rPr>
+          <w:i/>
+          <w:iCs/>
+        </w:rPr>
+        <w:t>SchoolSM</w:t>
+      </w:r>
+      <w:proofErr w:type="spellEnd"/>
+      <w:r>
+        <w:rPr>
+          <w:i/>
+          <w:iCs/>
+        </w:rPr>
+        <w:t xml:space="preserve"> AI Agent</w:t>
+      </w:r>
+      <w:r>
+        <w:t> </w:t>
+      </w:r>
+      <w:r>
+        <w:rPr>
+          <w:cs/>
+        </w:rPr>
+        <w:t xml:space="preserve">ក្នុងប្រអប់ </w:t>
+      </w:r>
+      <w:r>
+        <w:t>Pop Chat</w:t>
+      </w:r>
+    </w:p>
+    <w:p>
+      <w:r>
+        <w:pict w14:anchorId="4E722749">
+          <v:rect id="_x0000_i1065" style="width:336.3pt;height:.75pt" o:hrpct="0" o:hralign="center" o:hrstd="t" o:hr="t" fillcolor="#a0a0a0" stroked="f"/>
+        </w:pict>
+      </w:r>
+    </w:p>
+    <w:p>
+      <w:r>
+        <w:rPr>
+          <w:cs/>
+        </w:rPr>
+        <w:t xml:space="preserve">២. មុខងារសំខាន់ៗលើផ្ទាំង </w:t>
+      </w:r>
+      <w:r>
+        <w:t xml:space="preserve">Web Browser </w:t>
+      </w:r>
+      <w:r>
+        <w:rPr>
+          <w:cs/>
+        </w:rPr>
+        <w:t>ថ្មីនេះ</w:t>
+      </w:r>
+    </w:p>
+    <w:tbl>
+      <w:tblPr>
+        <w:tblW w:w="0" w:type="auto"/>
+        <w:tblCellSpacing w:w="15" w:type="dxa"/>
+        <w:tblBorders>
+          <w:top w:val="single" w:sz="2" w:space="0" w:color="auto"/>
+          <w:left w:val="single" w:sz="2" w:space="0" w:color="auto"/>
+          <w:bottom w:val="single" w:sz="2" w:space="0" w:color="auto"/>
+          <w:right w:val="single" w:sz="2" w:space="0" w:color="auto"/>
+        </w:tblBorders>
+        <w:tblCellMar>
+          <w:top w:w="15" w:type="dxa"/>
+          <w:left w:w="15" w:type="dxa"/>
+          <w:bottom w:w="15" w:type="dxa"/>
+          <w:right w:w="15" w:type="dxa"/>
+        </w:tblCellMar>
+        <w:tblLook w:val="04A0" w:firstRow="1" w:lastRow="0" w:firstColumn="1" w:lastColumn="0" w:noHBand="0" w:noVBand="1"/>
+      </w:tblPr>
+      <w:tblGrid>
+        <w:gridCol w:w="3115"/>
+        <w:gridCol w:w="6239"/>
+      </w:tblGrid>
+      <w:tr>
+        <w:trPr>
+          <w:tblHeader/>
+          <w:tblCellSpacing w:w="15" w:type="dxa"/>
+        </w:trPr>
+        <w:tc>
+          <w:tcPr>
+            <w:tcW w:w="0" w:type="auto"/>
+            <w:tcBorders>
+              <w:top w:val="single" w:sz="2" w:space="0" w:color="auto"/>
+              <w:left w:val="single" w:sz="2" w:space="0" w:color="auto"/>
+              <w:bottom w:val="single" w:sz="6" w:space="0" w:color="auto"/>
+              <w:right w:val="single" w:sz="6" w:space="0" w:color="auto"/>
+            </w:tcBorders>
+            <w:vAlign w:val="center"/>
+            <w:hideMark/>
+          </w:tcPr>
+          <w:p>
+            <w:r>
+              <w:rPr>
+                <w:cs/>
+              </w:rPr>
+              <w:t>មុខងារ</w:t>
+            </w:r>
+          </w:p>
+        </w:tc>
+        <w:tc>
+          <w:tcPr>
+            <w:tcW w:w="0" w:type="auto"/>
+            <w:tcBorders>
+              <w:top w:val="single" w:sz="2" w:space="0" w:color="auto"/>
+              <w:left w:val="single" w:sz="6" w:space="0" w:color="auto"/>
+              <w:bottom w:val="single" w:sz="6" w:space="0" w:color="auto"/>
+              <w:right w:val="single" w:sz="2" w:space="0" w:color="auto"/>
+            </w:tcBorders>
+            <w:vAlign w:val="center"/>
+            <w:hideMark/>
+          </w:tcPr>
+          <w:p>
+            <w:r>
+              <w:rPr>
+                <w:cs/>
+              </w:rPr>
+              <w:t>ការពិពណ៌នា</w:t>
+            </w:r>
+          </w:p>
+        </w:tc>
+      </w:tr>
+      <w:tr>
+        <w:trPr>
+          <w:tblCellSpacing w:w="15" w:type="dxa"/>
+        </w:trPr>
+        <w:tc>
+          <w:tcPr>
+            <w:tcW w:w="0" w:type="auto"/>
+            <w:tcBorders>
+              <w:top w:val="single" w:sz="6" w:space="0" w:color="auto"/>
+              <w:left w:val="single" w:sz="2" w:space="0" w:color="auto"/>
+              <w:bottom w:val="single" w:sz="6" w:space="0" w:color="auto"/>
+              <w:right w:val="single" w:sz="6" w:space="0" w:color="auto"/>
+            </w:tcBorders>
+            <w:vAlign w:val="center"/>
+            <w:hideMark/>
+          </w:tcPr>
+          <w:p>
+            <w:r>
+              <w:rPr>
+                <w:b/>
+                <w:bCs/>
+                <w:cs/>
+              </w:rPr>
+              <w:t xml:space="preserve">បញ្ចូល </w:t>
+            </w:r>
+            <w:r>
+              <w:rPr>
+                <w:b/>
+                <w:bCs/>
+              </w:rPr>
+              <w:t xml:space="preserve">Keys </w:t>
+            </w:r>
+            <w:r>
+              <w:rPr>
+                <w:b/>
+                <w:bCs/>
+                <w:cs/>
+              </w:rPr>
+              <w:t>ច្រើន (</w:t>
+            </w:r>
+            <w:r>
+              <w:rPr>
+                <w:b/>
+                <w:bCs/>
+              </w:rPr>
+              <w:t xml:space="preserve">Multi-Key </w:t>
+            </w:r>
+            <w:proofErr w:type="spellStart"/>
+            <w:r>
+              <w:rPr>
+                <w:b/>
+                <w:bCs/>
+              </w:rPr>
+              <w:t>Textarea</w:t>
+            </w:r>
+            <w:proofErr w:type="spellEnd"/>
+            <w:r>
+              <w:rPr>
+                <w:b/>
+                <w:bCs/>
+              </w:rPr>
+              <w:t>)</w:t>
+            </w:r>
+          </w:p>
+        </w:tc>
+        <w:tc>
+          <w:tcPr>
+            <w:tcW w:w="0" w:type="auto"/>
+            <w:tcBorders>
+              <w:top w:val="single" w:sz="6" w:space="0" w:color="auto"/>
+              <w:left w:val="single" w:sz="6" w:space="0" w:color="auto"/>
+              <w:bottom w:val="single" w:sz="6" w:space="0" w:color="auto"/>
+              <w:right w:val="single" w:sz="2" w:space="0" w:color="auto"/>
+            </w:tcBorders>
+            <w:vAlign w:val="center"/>
+            <w:hideMark/>
+          </w:tcPr>
+          <w:p>
+            <w:r>
+              <w:rPr>
+                <w:cs/>
+              </w:rPr>
+              <w:t xml:space="preserve">អាចវាយបញ្ចូល </w:t>
+            </w:r>
+            <w:r>
+              <w:t>API Key </w:t>
+            </w:r>
+            <w:r>
+              <w:rPr>
+                <w:b/>
+                <w:bCs/>
+                <w:cs/>
+              </w:rPr>
+              <w:t xml:space="preserve">១ </w:t>
+            </w:r>
+            <w:r>
+              <w:rPr>
+                <w:b/>
+                <w:bCs/>
+              </w:rPr>
+              <w:t xml:space="preserve">Key </w:t>
+            </w:r>
+            <w:r>
+              <w:rPr>
+                <w:b/>
+                <w:bCs/>
+                <w:cs/>
+              </w:rPr>
+              <w:t>ក្នុងមួយបន្ទាត់</w:t>
+            </w:r>
+            <w:r>
+              <w:t> </w:t>
+            </w:r>
+            <w:r>
+              <w:rPr>
+                <w:cs/>
+              </w:rPr>
+              <w:t>ឬខណ្ឌដោយសញ្ញាក្បៀស</w:t>
+            </w:r>
+            <w:r>
+              <w:t> , (</w:t>
+            </w:r>
+            <w:r>
+              <w:rPr>
+                <w:cs/>
+              </w:rPr>
+              <w:t xml:space="preserve">៣ ទៅ ៥ </w:t>
+            </w:r>
+            <w:r>
+              <w:t xml:space="preserve">Keys </w:t>
+            </w:r>
+            <w:r>
+              <w:rPr>
+                <w:cs/>
+              </w:rPr>
+              <w:t xml:space="preserve">សម្រាប់ </w:t>
+            </w:r>
+            <w:r>
+              <w:t>Free Tier)</w:t>
+            </w:r>
+          </w:p>
+        </w:tc>
+      </w:tr>
+      <w:tr>
+        <w:trPr>
+          <w:tblCellSpacing w:w="15" w:type="dxa"/>
+        </w:trPr>
+        <w:tc>
+          <w:tcPr>
+            <w:tcW w:w="0" w:type="auto"/>
+            <w:tcBorders>
+              <w:top w:val="single" w:sz="6" w:space="0" w:color="auto"/>
+              <w:left w:val="single" w:sz="2" w:space="0" w:color="auto"/>
+              <w:bottom w:val="single" w:sz="6" w:space="0" w:color="auto"/>
+              <w:right w:val="single" w:sz="6" w:space="0" w:color="auto"/>
+            </w:tcBorders>
+            <w:vAlign w:val="center"/>
+            <w:hideMark/>
+          </w:tcPr>
+          <w:p>
+            <w:r>
+              <w:rPr>
+                <w:b/>
+                <w:bCs/>
+                <w:cs/>
+              </w:rPr>
+              <w:t>ជ្រើសរើសម៉ូដែល (</w:t>
+            </w:r>
+            <w:r>
+              <w:rPr>
+                <w:b/>
+                <w:bCs/>
+              </w:rPr>
+              <w:t>Model Selection)</w:t>
+            </w:r>
+          </w:p>
+        </w:tc>
+        <w:tc>
+          <w:tcPr>
+            <w:tcW w:w="0" w:type="auto"/>
+            <w:tcBorders>
+              <w:top w:val="single" w:sz="6" w:space="0" w:color="auto"/>
+              <w:left w:val="single" w:sz="6" w:space="0" w:color="auto"/>
+              <w:bottom w:val="single" w:sz="6" w:space="0" w:color="auto"/>
+              <w:right w:val="single" w:sz="2" w:space="0" w:color="auto"/>
+            </w:tcBorders>
+            <w:vAlign w:val="center"/>
+            <w:hideMark/>
+          </w:tcPr>
+          <w:p>
+            <w:r>
+              <w:rPr>
+                <w:cs/>
+              </w:rPr>
+              <w:t>អាចជ្រើសរើស ឬប្តូរម៉ូដែលបានតាមចិត្តដូចជា</w:t>
+            </w:r>
+            <w:r>
+              <w:t xml:space="preserve"> gemini-3.8-flash, gemini-2.5-flash, </w:t>
+            </w:r>
+            <w:r>
+              <w:rPr>
+                <w:cs/>
+              </w:rPr>
+              <w:t>ឬ</w:t>
+            </w:r>
+            <w:r>
+              <w:t> </w:t>
+            </w:r>
+            <w:proofErr w:type="spellStart"/>
+            <w:r>
+              <w:t>gemini</w:t>
+            </w:r>
+            <w:proofErr w:type="spellEnd"/>
+            <w:r>
+              <w:t>-flash-latest</w:t>
+            </w:r>
+          </w:p>
+        </w:tc>
+      </w:tr>
+      <w:tr>
+        <w:trPr>
+          <w:tblCellSpacing w:w="15" w:type="dxa"/>
+        </w:trPr>
+        <w:tc>
+          <w:tcPr>
+            <w:tcW w:w="0" w:type="auto"/>
+            <w:tcBorders>
+              <w:top w:val="single" w:sz="6" w:space="0" w:color="auto"/>
+              <w:left w:val="single" w:sz="2" w:space="0" w:color="auto"/>
+              <w:bottom w:val="single" w:sz="6" w:space="0" w:color="auto"/>
+              <w:right w:val="single" w:sz="6" w:space="0" w:color="auto"/>
+            </w:tcBorders>
+            <w:vAlign w:val="center"/>
+            <w:hideMark/>
+          </w:tcPr>
+          <w:p>
+            <w:r>
+              <w:rPr>
+                <w:b/>
+                <w:bCs/>
+                <w:cs/>
+              </w:rPr>
+              <w:t>កម្រិតពិចារណា (</w:t>
+            </w:r>
+            <w:r>
+              <w:rPr>
+                <w:b/>
+                <w:bCs/>
+              </w:rPr>
+              <w:t>Thinking Level)</w:t>
+            </w:r>
+          </w:p>
+        </w:tc>
+        <w:tc>
+          <w:tcPr>
+            <w:tcW w:w="0" w:type="auto"/>
+            <w:tcBorders>
+              <w:top w:val="single" w:sz="6" w:space="0" w:color="auto"/>
+              <w:left w:val="single" w:sz="6" w:space="0" w:color="auto"/>
+              <w:bottom w:val="single" w:sz="6" w:space="0" w:color="auto"/>
+              <w:right w:val="single" w:sz="2" w:space="0" w:color="auto"/>
+            </w:tcBorders>
+            <w:vAlign w:val="center"/>
+            <w:hideMark/>
+          </w:tcPr>
+          <w:p>
+            <w:r>
+              <w:rPr>
+                <w:cs/>
+              </w:rPr>
+              <w:t xml:space="preserve">អាចកំណត់កម្រិតពិចារណារបស់ </w:t>
+            </w:r>
+            <w:r>
+              <w:t>AI</w:t>
+            </w:r>
+            <w:r>
+              <w:rPr>
+                <w:cs/>
+              </w:rPr>
+              <w:t>៖</w:t>
+            </w:r>
+            <w:r>
+              <w:t> </w:t>
+            </w:r>
+            <w:r>
+              <w:rPr>
+                <w:b/>
+                <w:bCs/>
+              </w:rPr>
+              <w:t>Low (</w:t>
+            </w:r>
+            <w:r>
+              <w:rPr>
+                <w:b/>
+                <w:bCs/>
+                <w:cs/>
+              </w:rPr>
+              <w:t>លឿន)</w:t>
+            </w:r>
+            <w:r>
+              <w:t>, </w:t>
+            </w:r>
+            <w:r>
+              <w:rPr>
+                <w:b/>
+                <w:bCs/>
+              </w:rPr>
+              <w:t>Medium (</w:t>
+            </w:r>
+            <w:r>
+              <w:rPr>
+                <w:b/>
+                <w:bCs/>
+                <w:cs/>
+              </w:rPr>
+              <w:t>លំនឹង)</w:t>
+            </w:r>
+            <w:r>
+              <w:t xml:space="preserve">, </w:t>
+            </w:r>
+            <w:r>
+              <w:rPr>
+                <w:cs/>
+              </w:rPr>
+              <w:t>ឬ</w:t>
+            </w:r>
+            <w:r>
+              <w:t> </w:t>
+            </w:r>
+            <w:r>
+              <w:rPr>
+                <w:b/>
+                <w:bCs/>
+              </w:rPr>
+              <w:t>High (</w:t>
+            </w:r>
+            <w:r>
+              <w:rPr>
+                <w:b/>
+                <w:bCs/>
+                <w:cs/>
+              </w:rPr>
+              <w:t>ស៊ីជម្រៅ)</w:t>
+            </w:r>
+          </w:p>
+        </w:tc>
+      </w:tr>
+      <w:tr>
+        <w:trPr>
+          <w:tblCellSpacing w:w="15" w:type="dxa"/>
+        </w:trPr>
+        <w:tc>
+          <w:tcPr>
+            <w:tcW w:w="0" w:type="auto"/>
+            <w:tcBorders>
+              <w:top w:val="single" w:sz="6" w:space="0" w:color="auto"/>
+              <w:left w:val="single" w:sz="2" w:space="0" w:color="auto"/>
+              <w:bottom w:val="single" w:sz="6" w:space="0" w:color="auto"/>
+              <w:right w:val="single" w:sz="6" w:space="0" w:color="auto"/>
+            </w:tcBorders>
+            <w:vAlign w:val="center"/>
+            <w:hideMark/>
+          </w:tcPr>
+          <w:p>
+            <w:r>
+              <w:rPr>
+                <w:b/>
+                <w:bCs/>
+                <w:cs/>
+              </w:rPr>
+              <w:lastRenderedPageBreak/>
+              <w:t>តេស្តការតភ្ជាប់ផ្ទាល់ (</w:t>
+            </w:r>
+            <w:r>
+              <w:rPr>
+                <w:b/>
+                <w:bCs/>
+              </w:rPr>
+              <w:t>Live API Tester)</w:t>
+            </w:r>
+          </w:p>
+        </w:tc>
+        <w:tc>
+          <w:tcPr>
+            <w:tcW w:w="0" w:type="auto"/>
+            <w:tcBorders>
+              <w:top w:val="single" w:sz="6" w:space="0" w:color="auto"/>
+              <w:left w:val="single" w:sz="6" w:space="0" w:color="auto"/>
+              <w:bottom w:val="single" w:sz="6" w:space="0" w:color="auto"/>
+              <w:right w:val="single" w:sz="2" w:space="0" w:color="auto"/>
+            </w:tcBorders>
+            <w:vAlign w:val="center"/>
+            <w:hideMark/>
+          </w:tcPr>
+          <w:p>
+            <w:r>
+              <w:rPr>
+                <w:cs/>
+              </w:rPr>
+              <w:t>មានប៊ូតុង</w:t>
+            </w:r>
+            <w:r>
+              <w:t> </w:t>
+            </w:r>
+            <w:r>
+              <w:rPr>
+                <w:b/>
+                <w:bCs/>
+              </w:rPr>
+              <w:t>«</w:t>
+            </w:r>
+            <w:r>
+              <w:rPr>
+                <w:b/>
+                <w:bCs/>
+                <w:cs/>
+              </w:rPr>
+              <w:t>តេស្តការតភ្ជាប់ផ្ទាល់</w:t>
+            </w:r>
+            <w:r>
+              <w:rPr>
+                <w:b/>
+                <w:bCs/>
+              </w:rPr>
+              <w:t>»</w:t>
+            </w:r>
+            <w:r>
+              <w:t> </w:t>
+            </w:r>
+            <w:r>
+              <w:rPr>
+                <w:cs/>
+              </w:rPr>
+              <w:t xml:space="preserve">ដែលធ្វើតេស្តផ្ញើសំណួរទៅកាន់ </w:t>
+            </w:r>
+            <w:r>
+              <w:t xml:space="preserve">Gemini </w:t>
+            </w:r>
+            <w:r>
+              <w:rPr>
+                <w:cs/>
+              </w:rPr>
+              <w:t xml:space="preserve">ភ្លាមៗ និងវាស់ស្ទង់ </w:t>
+            </w:r>
+            <w:r>
+              <w:t>Latency (</w:t>
+            </w:r>
+            <w:proofErr w:type="spellStart"/>
+            <w:r>
+              <w:t>ms</w:t>
+            </w:r>
+            <w:proofErr w:type="spellEnd"/>
+            <w:r>
+              <w:t>)</w:t>
+            </w:r>
+          </w:p>
+        </w:tc>
+      </w:tr>
+      <w:tr>
+        <w:trPr>
+          <w:tblCellSpacing w:w="15" w:type="dxa"/>
+        </w:trPr>
+        <w:tc>
+          <w:tcPr>
+            <w:tcW w:w="0" w:type="auto"/>
+            <w:tcBorders>
+              <w:top w:val="single" w:sz="6" w:space="0" w:color="auto"/>
+              <w:left w:val="single" w:sz="2" w:space="0" w:color="auto"/>
+              <w:bottom w:val="single" w:sz="2" w:space="0" w:color="auto"/>
+              <w:right w:val="single" w:sz="6" w:space="0" w:color="auto"/>
+            </w:tcBorders>
+            <w:vAlign w:val="center"/>
+            <w:hideMark/>
+          </w:tcPr>
+          <w:p>
+            <w:r>
+              <w:rPr>
+                <w:b/>
+                <w:bCs/>
+                <w:cs/>
+              </w:rPr>
+              <w:t xml:space="preserve">ផ្ទាំងតាមដានសុខភាព </w:t>
+            </w:r>
+            <w:r>
+              <w:rPr>
+                <w:b/>
+                <w:bCs/>
+              </w:rPr>
+              <w:t>Keys (Rotator Dashboard)</w:t>
+            </w:r>
+          </w:p>
+        </w:tc>
+        <w:tc>
+          <w:tcPr>
+            <w:tcW w:w="0" w:type="auto"/>
+            <w:tcBorders>
+              <w:top w:val="single" w:sz="6" w:space="0" w:color="auto"/>
+              <w:left w:val="single" w:sz="6" w:space="0" w:color="auto"/>
+              <w:bottom w:val="single" w:sz="2" w:space="0" w:color="auto"/>
+              <w:right w:val="single" w:sz="2" w:space="0" w:color="auto"/>
+            </w:tcBorders>
+            <w:vAlign w:val="center"/>
+            <w:hideMark/>
+          </w:tcPr>
+          <w:p>
+            <w:r>
+              <w:rPr>
+                <w:cs/>
+              </w:rPr>
+              <w:t xml:space="preserve">បង្ហាញស្ថិតិជាក់ស្តែងថាមាន </w:t>
+            </w:r>
+            <w:r>
+              <w:t xml:space="preserve">Key </w:t>
+            </w:r>
+            <w:r>
+              <w:rPr>
+                <w:cs/>
+              </w:rPr>
+              <w:t>ប៉ុន្មានកំពុងដំណើរការ (</w:t>
+            </w:r>
+            <w:r>
+              <w:t xml:space="preserve">Ready), Key </w:t>
+            </w:r>
+            <w:r>
+              <w:rPr>
+                <w:cs/>
+              </w:rPr>
+              <w:t xml:space="preserve">ណាខ្លះជាប់ </w:t>
+            </w:r>
+            <w:r>
+              <w:t xml:space="preserve">Cooldown 429 </w:t>
+            </w:r>
+            <w:r>
+              <w:rPr>
+                <w:cs/>
+              </w:rPr>
+              <w:t xml:space="preserve">ឬ </w:t>
+            </w:r>
+            <w:r>
+              <w:t xml:space="preserve">Key </w:t>
+            </w:r>
+            <w:r>
+              <w:rPr>
+                <w:cs/>
+              </w:rPr>
+              <w:t>ណាខូច</w:t>
+            </w:r>
+          </w:p>
+        </w:tc>
+      </w:tr>
+    </w:tbl>
+    <w:p>
+      <w:r>
+        <w:pict w14:anchorId="0C5A03AC">
+          <v:rect id="_x0000_i1066" style="width:336.3pt;height:.75pt" o:hrpct="0" o:hralign="center" o:hrstd="t" o:hr="t" fillcolor="#a0a0a0" stroked="f"/>
+        </w:pict>
+      </w:r>
+    </w:p>
+    <w:p>
+      <w:r>
+        <w:rPr>
+          <w:cs/>
+        </w:rPr>
+        <w:t xml:space="preserve">៣. របៀបបញ្ចូល </w:t>
+      </w:r>
+      <w:r>
+        <w:t xml:space="preserve">API Keys </w:t>
+      </w:r>
+      <w:r>
+        <w:rPr>
+          <w:cs/>
+        </w:rPr>
+        <w:t xml:space="preserve">លើ </w:t>
+      </w:r>
+      <w:r>
+        <w:t>Web Browser</w:t>
+      </w:r>
+    </w:p>
+    <w:p>
+      <w:pPr>
+        <w:numPr>
+          <w:ilvl w:val="0"/>
+          <w:numId w:val="22"/>
+        </w:numPr>
+      </w:pPr>
+      <w:r>
+        <w:rPr>
+          <w:cs/>
+        </w:rPr>
+        <w:t>ចូលទៅកាន់</w:t>
+      </w:r>
+      <w:r>
+        <w:t> </w:t>
+      </w:r>
+      <w:r>
+        <w:rPr>
+          <w:b/>
+          <w:bCs/>
+        </w:rPr>
+        <w:t>Super Admin Dashboard</w:t>
+      </w:r>
+      <w:r>
+        <w:t> </w:t>
+      </w:r>
+      <w:r>
+        <w:rPr>
+          <w:rFonts w:ascii="Arial Unicode MS" w:eastAsia="Arial Unicode MS" w:hAnsi="Arial Unicode MS" w:cs="Arial Unicode MS" w:hint="eastAsia"/>
+        </w:rPr>
+        <w:t>➔</w:t>
+      </w:r>
+      <w:r>
+        <w:t xml:space="preserve"> </w:t>
+      </w:r>
+      <w:r>
+        <w:rPr>
+          <w:cs/>
+        </w:rPr>
+        <w:t>ចុច</w:t>
+      </w:r>
+      <w:r>
+        <w:t> </w:t>
+      </w:r>
+      <w:r>
+        <w:rPr>
+          <w:b/>
+          <w:bCs/>
+        </w:rPr>
+        <w:t>«</w:t>
+      </w:r>
+      <w:r>
+        <w:rPr>
+          <w:b/>
+          <w:bCs/>
+          <w:cs/>
+        </w:rPr>
+        <w:t xml:space="preserve">កំណត់ </w:t>
+      </w:r>
+      <w:r>
+        <w:rPr>
+          <w:b/>
+          <w:bCs/>
+        </w:rPr>
+        <w:t>Gemini AI»</w:t>
+      </w:r>
+    </w:p>
+    <w:p>
+      <w:pPr>
+        <w:numPr>
+          <w:ilvl w:val="0"/>
+          <w:numId w:val="22"/>
+        </w:numPr>
+      </w:pPr>
+      <w:r>
+        <w:rPr>
+          <w:cs/>
+        </w:rPr>
+        <w:t>ក្នុងប្រអប់</w:t>
+      </w:r>
+      <w:r>
+        <w:t> </w:t>
+      </w:r>
+      <w:r>
+        <w:rPr>
+          <w:b/>
+          <w:bCs/>
+        </w:rPr>
+        <w:t>«</w:t>
+      </w:r>
+      <w:r>
+        <w:rPr>
+          <w:b/>
+          <w:bCs/>
+          <w:cs/>
+        </w:rPr>
+        <w:t xml:space="preserve">បញ្ជី </w:t>
+      </w:r>
+      <w:r>
+        <w:rPr>
+          <w:b/>
+          <w:bCs/>
+        </w:rPr>
+        <w:t>Google Gemini API Keys»</w:t>
+      </w:r>
+      <w:r>
+        <w:t> </w:t>
+      </w:r>
+      <w:r>
+        <w:rPr>
+          <w:cs/>
+        </w:rPr>
+        <w:t>សូមបិទភ្ជាប់ (</w:t>
+      </w:r>
+      <w:r>
+        <w:t xml:space="preserve">Paste) Keys </w:t>
+      </w:r>
+      <w:r>
+        <w:rPr>
+          <w:cs/>
+        </w:rPr>
+        <w:t>របស់អ្នក៖</w:t>
+      </w:r>
+    </w:p>
+    <w:p>
+      <w:r>
+        <w:t>text</w:t>
+      </w:r>
+    </w:p>
+    <w:p>
+      <w:r>
+        <w:t>AIzaSyKey1_xxxxxxxxxxxxxxxxxxxxxx</w:t>
+      </w:r>
+    </w:p>
+    <w:p>
+      <w:r>
+        <w:t>AIzaSyKey2_yyyyyyyyyyyyyyyyyyyyyy</w:t>
+      </w:r>
+    </w:p>
+    <w:p>
+      <w:r>
+        <w:t>AIzaSyKey3_zzzzzzzzzzzzzzzzzzzzzz</w:t>
+      </w:r>
+    </w:p>
+    <w:p>
+      <w:pPr>
+        <w:numPr>
+          <w:ilvl w:val="0"/>
+          <w:numId w:val="22"/>
+        </w:numPr>
+      </w:pPr>
+      <w:r>
+        <w:rPr>
+          <w:cs/>
+        </w:rPr>
+        <w:t>ចុចប៊ូតុង</w:t>
+      </w:r>
+      <w:r>
+        <w:t> </w:t>
+      </w:r>
+      <w:r>
+        <w:rPr>
+          <w:b/>
+          <w:bCs/>
+        </w:rPr>
+        <w:t>«</w:t>
+      </w:r>
+      <w:r>
+        <w:rPr>
+          <w:b/>
+          <w:bCs/>
+          <w:cs/>
+        </w:rPr>
+        <w:t>រក្សាទុកការកំណត់ (</w:t>
+      </w:r>
+      <w:r>
+        <w:rPr>
+          <w:b/>
+          <w:bCs/>
+        </w:rPr>
+        <w:t>Save)»</w:t>
+      </w:r>
+    </w:p>
+    <w:p>
+      <w:pPr>
+        <w:numPr>
+          <w:ilvl w:val="1"/>
+          <w:numId w:val="22"/>
+        </w:numPr>
+      </w:pPr>
+      <w:r>
+        <w:rPr>
+          <w:cs/>
+        </w:rPr>
+        <w:t>ប្រព័ន្ធ</w:t>
+      </w:r>
+      <w:r>
+        <w:t> </w:t>
+      </w:r>
+      <w:proofErr w:type="spellStart"/>
+      <w:r>
+        <w:t>GeminiKeyRotator</w:t>
+      </w:r>
+      <w:proofErr w:type="spellEnd"/>
+      <w:r>
+        <w:t> </w:t>
+      </w:r>
+      <w:r>
+        <w:rPr>
+          <w:cs/>
+        </w:rPr>
+        <w:t xml:space="preserve">នឹងទាញយក </w:t>
+      </w:r>
+      <w:r>
+        <w:t xml:space="preserve">Keys </w:t>
+      </w:r>
+      <w:r>
+        <w:rPr>
+          <w:cs/>
+        </w:rPr>
+        <w:t xml:space="preserve">ថ្មីទាំងនេះទៅប្រើប្រាស់ភ្លាមៗក្នុង </w:t>
+      </w:r>
+      <w:r>
+        <w:t xml:space="preserve">Memory </w:t>
+      </w:r>
+      <w:r>
+        <w:rPr>
+          <w:cs/>
+        </w:rPr>
+        <w:t>ដោយ</w:t>
+      </w:r>
+      <w:r>
+        <w:t> </w:t>
+      </w:r>
+      <w:r>
+        <w:rPr>
+          <w:b/>
+          <w:bCs/>
+          <w:cs/>
+        </w:rPr>
+        <w:t xml:space="preserve">មិនបាច់ </w:t>
+      </w:r>
+      <w:r>
+        <w:rPr>
+          <w:b/>
+          <w:bCs/>
+        </w:rPr>
+        <w:t>Restart Server</w:t>
+      </w:r>
+      <w:r>
+        <w:t> </w:t>
+      </w:r>
+      <w:r>
+        <w:rPr>
+          <w:cs/>
+        </w:rPr>
+        <w:t>ឡើយ!</w:t>
+      </w:r>
+    </w:p>
+    <w:p>
+      <w:pPr>
+        <w:numPr>
+          <w:ilvl w:val="0"/>
+          <w:numId w:val="22"/>
+        </w:numPr>
+      </w:pPr>
+      <w:r>
+        <w:rPr>
+          <w:cs/>
+        </w:rPr>
+        <w:t>ចុចលើប៊ូតុង</w:t>
+      </w:r>
+      <w:r>
+        <w:t> </w:t>
+      </w:r>
+      <w:r>
+        <w:rPr>
+          <w:b/>
+          <w:bCs/>
+        </w:rPr>
+        <w:t>«</w:t>
+      </w:r>
+      <w:r>
+        <w:rPr>
+          <w:b/>
+          <w:bCs/>
+          <w:cs/>
+        </w:rPr>
+        <w:t>តេស្តឥឡូវនេះ (</w:t>
+      </w:r>
+      <w:r>
+        <w:rPr>
+          <w:b/>
+          <w:bCs/>
+        </w:rPr>
+        <w:t>Test)»</w:t>
+      </w:r>
+      <w:r>
+        <w:t> </w:t>
+      </w:r>
+      <w:r>
+        <w:rPr>
+          <w:cs/>
+        </w:rPr>
+        <w:t xml:space="preserve">ខាងក្រោមដើម្បីបញ្ជាក់ថា </w:t>
+      </w:r>
+      <w:r>
+        <w:t xml:space="preserve">Keys </w:t>
+      </w:r>
+      <w:r>
+        <w:rPr>
+          <w:cs/>
+        </w:rPr>
+        <w:t xml:space="preserve">ទាំងអស់តភ្ជាប់ជាមួយ </w:t>
+      </w:r>
+      <w:r>
+        <w:t xml:space="preserve">Google Gemini </w:t>
+      </w:r>
+      <w:r>
+        <w:rPr>
+          <w:cs/>
+        </w:rPr>
+        <w:t>បានជោគជ័យ។</w:t>
       </w:r>
     </w:p>
     <w:p>
@@ -9241,6 +10532,123 @@
     </w:lvl>
   </w:abstractNum>
   <w:abstractNum w:abstractNumId="5" w15:restartNumberingAfterBreak="0">
+    <w:nsid w:val="21783A59"/>
+    <w:multiLevelType w:val="multilevel"/>
+    <w:tmpl w:val="5B12488E"/>
+    <w:lvl w:ilvl="0">
+      <w:start w:val="1"/>
+      <w:numFmt w:val="decimal"/>
+      <w:lvlText w:val="%1."/>
+      <w:lvlJc w:val="left"/>
+      <w:pPr>
+        <w:tabs>
+          <w:tab w:val="num" w:pos="720"/>
+        </w:tabs>
+        <w:ind w:left="720" w:hanging="360"/>
+      </w:pPr>
+    </w:lvl>
+    <w:lvl w:ilvl="1">
+      <w:start w:val="1"/>
+      <w:numFmt w:val="bullet"/>
+      <w:lvlText w:val=""/>
+      <w:lvlJc w:val="left"/>
+      <w:pPr>
+        <w:tabs>
+          <w:tab w:val="num" w:pos="1440"/>
+        </w:tabs>
+        <w:ind w:left="1440" w:hanging="360"/>
+      </w:pPr>
+      <w:rPr>
+        <w:rFonts w:ascii="Symbol" w:hAnsi="Symbol" w:hint="default"/>
+        <w:sz w:val="20"/>
+      </w:rPr>
+    </w:lvl>
+    <w:lvl w:ilvl="2" w:tentative="1">
+      <w:start w:val="1"/>
+      <w:numFmt w:val="decimal"/>
+      <w:lvlText w:val="%3."/>
+      <w:lvlJc w:val="left"/>
+      <w:pPr>
+        <w:tabs>
+          <w:tab w:val="num" w:pos="2160"/>
+        </w:tabs>
+        <w:ind w:left="2160" w:hanging="360"/>
+      </w:pPr>
+    </w:lvl>
+    <w:lvl w:ilvl="3" w:tentative="1">
+      <w:start w:val="1"/>
+      <w:numFmt w:val="decimal"/>
+      <w:lvlText w:val="%4."/>
+      <w:lvlJc w:val="left"/>
+      <w:pPr>
+        <w:tabs>
+          <w:tab w:val="num" w:pos="2880"/>
+        </w:tabs>
+        <w:ind w:left="2880" w:hanging="360"/>
+      </w:pPr>
+    </w:lvl>
+    <w:lvl w:ilvl="4" w:tentative="1">
+      <w:start w:val="1"/>
+      <w:numFmt w:val="decimal"/>
+      <w:lvlText w:val="%5."/>
+      <w:lvlJc w:val="left"/>
+      <w:pPr>
+        <w:tabs>
+          <w:tab w:val="num" w:pos="3600"/>
+        </w:tabs>
+        <w:ind w:left="3600" w:hanging="360"/>
+      </w:pPr>
+    </w:lvl>
+    <w:lvl w:ilvl="5" w:tentative="1">
+      <w:start w:val="1"/>
+      <w:numFmt w:val="decimal"/>
+      <w:lvlText w:val="%6."/>
+      <w:lvlJc w:val="left"/>
+      <w:pPr>
+        <w:tabs>
+          <w:tab w:val="num" w:pos="4320"/>
+        </w:tabs>
+        <w:ind w:left="4320" w:hanging="360"/>
+      </w:pPr>
+    </w:lvl>
+    <w:lvl w:ilvl="6" w:tentative="1">
+      <w:start w:val="1"/>
+      <w:numFmt w:val="decimal"/>
+      <w:lvlText w:val="%7."/>
+      <w:lvlJc w:val="left"/>
+      <w:pPr>
+        <w:tabs>
+          <w:tab w:val="num" w:pos="5040"/>
+        </w:tabs>
+        <w:ind w:left="5040" w:hanging="360"/>
+      </w:pPr>
+    </w:lvl>
+    <w:lvl w:ilvl="7" w:tentative="1">
+      <w:start w:val="1"/>
+      <w:numFmt w:val="decimal"/>
+      <w:lvlText w:val="%8."/>
+      <w:lvlJc w:val="left"/>
+      <w:pPr>
+        <w:tabs>
+          <w:tab w:val="num" w:pos="5760"/>
+        </w:tabs>
+        <w:ind w:left="5760" w:hanging="360"/>
+      </w:pPr>
+    </w:lvl>
+    <w:lvl w:ilvl="8" w:tentative="1">
+      <w:start w:val="1"/>
+      <w:numFmt w:val="decimal"/>
+      <w:lvlText w:val="%9."/>
+      <w:lvlJc w:val="left"/>
+      <w:pPr>
+        <w:tabs>
+          <w:tab w:val="num" w:pos="6480"/>
+        </w:tabs>
+        <w:ind w:left="6480" w:hanging="360"/>
+      </w:pPr>
+    </w:lvl>
+  </w:abstractNum>
+  <w:abstractNum w:abstractNumId="6" w15:restartNumberingAfterBreak="0">
     <w:nsid w:val="23860A46"/>
     <w:multiLevelType w:val="multilevel"/>
     <w:tmpl w:val="A1A0DF38"/>
@@ -9389,7 +10797,7 @@
       </w:rPr>
     </w:lvl>
   </w:abstractNum>
-  <w:abstractNum w:abstractNumId="6" w15:restartNumberingAfterBreak="0">
+  <w:abstractNum w:abstractNumId="7" w15:restartNumberingAfterBreak="0">
     <w:nsid w:val="29E14F66"/>
     <w:multiLevelType w:val="multilevel"/>
     <w:tmpl w:val="605411DC"/>
@@ -9538,7 +10946,7 @@
       </w:rPr>
     </w:lvl>
   </w:abstractNum>
-  <w:abstractNum w:abstractNumId="7" w15:restartNumberingAfterBreak="0">
+  <w:abstractNum w:abstractNumId="8" w15:restartNumberingAfterBreak="0">
     <w:nsid w:val="33631A50"/>
     <w:multiLevelType w:val="multilevel"/>
     <w:tmpl w:val="243A1904"/>
@@ -9687,7 +11095,7 @@
       </w:rPr>
     </w:lvl>
   </w:abstractNum>
-  <w:abstractNum w:abstractNumId="8" w15:restartNumberingAfterBreak="0">
+  <w:abstractNum w:abstractNumId="9" w15:restartNumberingAfterBreak="0">
     <w:nsid w:val="3AD54527"/>
     <w:multiLevelType w:val="multilevel"/>
     <w:tmpl w:val="4D5C29C6"/>
@@ -9832,7 +11240,7 @@
       </w:rPr>
     </w:lvl>
   </w:abstractNum>
-  <w:abstractNum w:abstractNumId="9" w15:restartNumberingAfterBreak="0">
+  <w:abstractNum w:abstractNumId="10" w15:restartNumberingAfterBreak="0">
     <w:nsid w:val="42AB57DC"/>
     <w:multiLevelType w:val="multilevel"/>
     <w:tmpl w:val="D69CAC3A"/>
@@ -9981,7 +11389,7 @@
       </w:rPr>
     </w:lvl>
   </w:abstractNum>
-  <w:abstractNum w:abstractNumId="10" w15:restartNumberingAfterBreak="0">
+  <w:abstractNum w:abstractNumId="11" w15:restartNumberingAfterBreak="0">
     <w:nsid w:val="497C4EF2"/>
     <w:multiLevelType w:val="multilevel"/>
     <w:tmpl w:val="BF140E3A"/>
@@ -10130,7 +11538,7 @@
       </w:rPr>
     </w:lvl>
   </w:abstractNum>
-  <w:abstractNum w:abstractNumId="11" w15:restartNumberingAfterBreak="0">
+  <w:abstractNum w:abstractNumId="12" w15:restartNumberingAfterBreak="0">
     <w:nsid w:val="500643A8"/>
     <w:multiLevelType w:val="multilevel"/>
     <w:tmpl w:val="7262BE22"/>
@@ -10247,7 +11655,7 @@
       </w:pPr>
     </w:lvl>
   </w:abstractNum>
-  <w:abstractNum w:abstractNumId="12" w15:restartNumberingAfterBreak="0">
+  <w:abstractNum w:abstractNumId="13" w15:restartNumberingAfterBreak="0">
     <w:nsid w:val="53F100AC"/>
     <w:multiLevelType w:val="multilevel"/>
     <w:tmpl w:val="C408E51A"/>
@@ -10364,7 +11772,7 @@
       </w:pPr>
     </w:lvl>
   </w:abstractNum>
-  <w:abstractNum w:abstractNumId="13" w15:restartNumberingAfterBreak="0">
+  <w:abstractNum w:abstractNumId="14" w15:restartNumberingAfterBreak="0">
     <w:nsid w:val="5EFD63E2"/>
     <w:multiLevelType w:val="multilevel"/>
     <w:tmpl w:val="5E8462F4"/>
@@ -10509,7 +11917,7 @@
       </w:rPr>
     </w:lvl>
   </w:abstractNum>
-  <w:abstractNum w:abstractNumId="14" w15:restartNumberingAfterBreak="0">
+  <w:abstractNum w:abstractNumId="15" w15:restartNumberingAfterBreak="0">
     <w:nsid w:val="601254CE"/>
     <w:multiLevelType w:val="multilevel"/>
     <w:tmpl w:val="431611FE"/>
@@ -10622,7 +12030,7 @@
       </w:pPr>
     </w:lvl>
   </w:abstractNum>
-  <w:abstractNum w:abstractNumId="15" w15:restartNumberingAfterBreak="0">
+  <w:abstractNum w:abstractNumId="16" w15:restartNumberingAfterBreak="0">
     <w:nsid w:val="68D57BA2"/>
     <w:multiLevelType w:val="multilevel"/>
     <w:tmpl w:val="AD7267EE"/>
@@ -10739,7 +12147,7 @@
       </w:pPr>
     </w:lvl>
   </w:abstractNum>
-  <w:abstractNum w:abstractNumId="16" w15:restartNumberingAfterBreak="0">
+  <w:abstractNum w:abstractNumId="17" w15:restartNumberingAfterBreak="0">
     <w:nsid w:val="6B8B775D"/>
     <w:multiLevelType w:val="multilevel"/>
     <w:tmpl w:val="F3DAA29C"/>
@@ -10856,7 +12264,7 @@
       </w:pPr>
     </w:lvl>
   </w:abstractNum>
-  <w:abstractNum w:abstractNumId="17" w15:restartNumberingAfterBreak="0">
+  <w:abstractNum w:abstractNumId="18" w15:restartNumberingAfterBreak="0">
     <w:nsid w:val="71004BF6"/>
     <w:multiLevelType w:val="multilevel"/>
     <w:tmpl w:val="E79E171C"/>
@@ -11005,7 +12413,7 @@
       </w:rPr>
     </w:lvl>
   </w:abstractNum>
-  <w:abstractNum w:abstractNumId="18" w15:restartNumberingAfterBreak="0">
+  <w:abstractNum w:abstractNumId="19" w15:restartNumberingAfterBreak="0">
     <w:nsid w:val="727D722B"/>
     <w:multiLevelType w:val="multilevel"/>
     <w:tmpl w:val="4B821332"/>
@@ -11118,7 +12526,7 @@
       </w:pPr>
     </w:lvl>
   </w:abstractNum>
-  <w:abstractNum w:abstractNumId="19" w15:restartNumberingAfterBreak="0">
+  <w:abstractNum w:abstractNumId="20" w15:restartNumberingAfterBreak="0">
     <w:nsid w:val="7B4C6168"/>
     <w:multiLevelType w:val="multilevel"/>
     <w:tmpl w:val="2C86795E"/>
@@ -11235,11 +12643,124 @@
       </w:pPr>
     </w:lvl>
   </w:abstractNum>
+  <w:abstractNum w:abstractNumId="21" w15:restartNumberingAfterBreak="0">
+    <w:nsid w:val="7CDE3425"/>
+    <w:multiLevelType w:val="multilevel"/>
+    <w:tmpl w:val="6422CA9C"/>
+    <w:lvl w:ilvl="0">
+      <w:start w:val="1"/>
+      <w:numFmt w:val="decimal"/>
+      <w:lvlText w:val="%1."/>
+      <w:lvlJc w:val="left"/>
+      <w:pPr>
+        <w:tabs>
+          <w:tab w:val="num" w:pos="720"/>
+        </w:tabs>
+        <w:ind w:left="720" w:hanging="360"/>
+      </w:pPr>
+    </w:lvl>
+    <w:lvl w:ilvl="1" w:tentative="1">
+      <w:start w:val="1"/>
+      <w:numFmt w:val="decimal"/>
+      <w:lvlText w:val="%2."/>
+      <w:lvlJc w:val="left"/>
+      <w:pPr>
+        <w:tabs>
+          <w:tab w:val="num" w:pos="1440"/>
+        </w:tabs>
+        <w:ind w:left="1440" w:hanging="360"/>
+      </w:pPr>
+    </w:lvl>
+    <w:lvl w:ilvl="2" w:tentative="1">
+      <w:start w:val="1"/>
+      <w:numFmt w:val="decimal"/>
+      <w:lvlText w:val="%3."/>
+      <w:lvlJc w:val="left"/>
+      <w:pPr>
+        <w:tabs>
+          <w:tab w:val="num" w:pos="2160"/>
+        </w:tabs>
+        <w:ind w:left="2160" w:hanging="360"/>
+      </w:pPr>
+    </w:lvl>
+    <w:lvl w:ilvl="3" w:tentative="1">
+      <w:start w:val="1"/>
+      <w:numFmt w:val="decimal"/>
+      <w:lvlText w:val="%4."/>
+      <w:lvlJc w:val="left"/>
+      <w:pPr>
+        <w:tabs>
+          <w:tab w:val="num" w:pos="2880"/>
+        </w:tabs>
+        <w:ind w:left="2880" w:hanging="360"/>
+      </w:pPr>
+    </w:lvl>
+    <w:lvl w:ilvl="4" w:tentative="1">
+      <w:start w:val="1"/>
+      <w:numFmt w:val="decimal"/>
+      <w:lvlText w:val="%5."/>
+      <w:lvlJc w:val="left"/>
+      <w:pPr>
+        <w:tabs>
+          <w:tab w:val="num" w:pos="3600"/>
+        </w:tabs>
+        <w:ind w:left="3600" w:hanging="360"/>
+      </w:pPr>
+    </w:lvl>
+    <w:lvl w:ilvl="5" w:tentative="1">
+      <w:start w:val="1"/>
+      <w:numFmt w:val="decimal"/>
+      <w:lvlText w:val="%6."/>
+      <w:lvlJc w:val="left"/>
+      <w:pPr>
+        <w:tabs>
+          <w:tab w:val="num" w:pos="4320"/>
+        </w:tabs>
+        <w:ind w:left="4320" w:hanging="360"/>
+      </w:pPr>
+    </w:lvl>
+    <w:lvl w:ilvl="6" w:tentative="1">
+      <w:start w:val="1"/>
+      <w:numFmt w:val="decimal"/>
+      <w:lvlText w:val="%7."/>
+      <w:lvlJc w:val="left"/>
+      <w:pPr>
+        <w:tabs>
+          <w:tab w:val="num" w:pos="5040"/>
+        </w:tabs>
+        <w:ind w:left="5040" w:hanging="360"/>
+      </w:pPr>
+    </w:lvl>
+    <w:lvl w:ilvl="7" w:tentative="1">
+      <w:start w:val="1"/>
+      <w:numFmt w:val="decimal"/>
+      <w:lvlText w:val="%8."/>
+      <w:lvlJc w:val="left"/>
+      <w:pPr>
+        <w:tabs>
+          <w:tab w:val="num" w:pos="5760"/>
+        </w:tabs>
+        <w:ind w:left="5760" w:hanging="360"/>
+      </w:pPr>
+    </w:lvl>
+    <w:lvl w:ilvl="8" w:tentative="1">
+      <w:start w:val="1"/>
+      <w:numFmt w:val="decimal"/>
+      <w:lvlText w:val="%9."/>
+      <w:lvlJc w:val="left"/>
+      <w:pPr>
+        <w:tabs>
+          <w:tab w:val="num" w:pos="6480"/>
+        </w:tabs>
+        <w:ind w:left="6480" w:hanging="360"/>
+      </w:pPr>
+    </w:lvl>
+  </w:abstractNum>
   <w:num w:numId="1" w16cid:durableId="1946880034">
-    <w:abstractNumId w:val="5"/>
+    <w:abstractNumId w:val="6"/>
   </w:num>
   <w:num w:numId="2" w16cid:durableId="157887320">
-    <w:abstractNumId w:val="7"/>
+    <w:abstractNumId w:val="8"/>
   </w:num>
   <w:num w:numId="3" w16cid:durableId="855121391">
     <w:abstractNumId w:val="1"/>
@@ -11248,52 +12769,58 @@
     <w:abstractNumId w:val="4"/>
   </w:num>
   <w:num w:numId="5" w16cid:durableId="1209538432">
-    <w:abstractNumId w:val="13"/>
+    <w:abstractNumId w:val="14"/>
   </w:num>
   <w:num w:numId="6" w16cid:durableId="100806193">
-    <w:abstractNumId w:val="8"/>
+    <w:abstractNumId w:val="9"/>
   </w:num>
   <w:num w:numId="7" w16cid:durableId="435518168">
-    <w:abstractNumId w:val="10"/>
+    <w:abstractNumId w:val="11"/>
   </w:num>
   <w:num w:numId="8" w16cid:durableId="1385788095">
     <w:abstractNumId w:val="2"/>
   </w:num>
   <w:num w:numId="9" w16cid:durableId="1014573111">
-    <w:abstractNumId w:val="14"/>
+    <w:abstractNumId w:val="15"/>
   </w:num>
   <w:num w:numId="10" w16cid:durableId="2066294958">
     <w:abstractNumId w:val="0"/>
   </w:num>
   <w:num w:numId="11" w16cid:durableId="1571112581">
-    <w:abstractNumId w:val="12"/>
+    <w:abstractNumId w:val="13"/>
   </w:num>
   <w:num w:numId="12" w16cid:durableId="1403604481">
-    <w:abstractNumId w:val="18"/>
+    <w:abstractNumId w:val="19"/>
   </w:num>
   <w:num w:numId="13" w16cid:durableId="89476228">
     <w:abstractNumId w:val="3"/>
   </w:num>
   <w:num w:numId="14" w16cid:durableId="895354680">
-    <w:abstractNumId w:val="15"/>
+    <w:abstractNumId w:val="16"/>
   </w:num>
   <w:num w:numId="15" w16cid:durableId="1053387943">
-    <w:abstractNumId w:val="6"/>
+    <w:abstractNumId w:val="7"/>
   </w:num>
   <w:num w:numId="16" w16cid:durableId="1888177102">
-    <w:abstractNumId w:val="16"/>
+    <w:abstractNumId w:val="17"/>
   </w:num>
   <w:num w:numId="17" w16cid:durableId="1697123074">
-    <w:abstractNumId w:val="17"/>
+    <w:abstractNumId w:val="18"/>
   </w:num>
   <w:num w:numId="18" w16cid:durableId="1722559470">
-    <w:abstractNumId w:val="11"/>
+    <w:abstractNumId w:val="12"/>
   </w:num>
   <w:num w:numId="19" w16cid:durableId="1463304010">
-    <w:abstractNumId w:val="19"/>
+    <w:abstractNumId w:val="20"/>
   </w:num>
   <w:num w:numId="20" w16cid:durableId="1503156645">
-    <w:abstractNumId w:val="9"/>
+    <w:abstractNumId w:val="10"/>
+  </w:num>
+  <w:num w:numId="21" w16cid:durableId="680013830">
+    <w:abstractNumId w:val="21"/>
+  </w:num>
+  <w:num w:numId="22" w16cid:durableId="1841699378">
+    <w:abstractNumId w:val="5"/>
   </w:num>
 </w:numbering>
 </file>
@@ -11905,7 +13432,6 @@
   <w:style w:type="character" w:default="1" w:styleId="DefaultParagraphFont">
     <w:name w:val="Default Paragraph Font"/>
     <w:uiPriority w:val="1"/>
-    <w:semiHidden/>
     <w:unhideWhenUsed/>
   </w:style>
   <w:style w:type="table" w:default="1" w:styleId="TableNormal">
